--- a/assets/pdf/Evan_Dastin-van_Rijn_CV.docx
+++ b/assets/pdf/Evan_Dastin-van_Rijn_CV.docx
@@ -732,9 +732,141 @@
         </w:rPr>
         <w:t>Developed designs for new stimulation and recording electrodes for use in freely moving rodents</w:t>
       </w:r>
+    </w:p>
+    <w:p>
+      <w:pPr>
+        <w:tabs>
+          <w:tab w:val="left" w:pos="7830"/>
+        </w:tabs>
+        <w:rPr>
+          <w:sz w:val="22"/>
+          <w:szCs w:val="22"/>
+        </w:rPr>
+      </w:pPr>
+      <w:r>
+        <w:rPr>
+          <w:sz w:val="22"/>
+          <w:szCs w:val="22"/>
+        </w:rPr>
+        <w:t xml:space="preserve">    </w:t>
+      </w:r>
+    </w:p>
+    <w:p>
+      <w:pPr>
+        <w:tabs>
+          <w:tab w:val="left" w:pos="7830"/>
+        </w:tabs>
+        <w:rPr>
+          <w:sz w:val="22"/>
+          <w:szCs w:val="22"/>
+        </w:rPr>
+      </w:pPr>
+      <w:r>
+        <w:rPr>
+          <w:sz w:val="22"/>
+          <w:szCs w:val="22"/>
+        </w:rPr>
+        <w:t xml:space="preserve">    </w:t>
+      </w:r>
+      <w:r>
+        <w:rPr>
+          <w:b/>
+          <w:bCs/>
+          <w:sz w:val="22"/>
+          <w:szCs w:val="22"/>
+        </w:rPr>
+        <w:t>Support Data Scientist, Randolph Lab</w:t>
+      </w:r>
+      <w:r>
+        <w:rPr>
+          <w:b/>
+          <w:bCs/>
+          <w:sz w:val="22"/>
+          <w:szCs w:val="22"/>
+        </w:rPr>
+        <w:tab/>
+      </w:r>
+      <w:r>
+        <w:rPr>
+          <w:sz w:val="22"/>
+          <w:szCs w:val="22"/>
+        </w:rPr>
+        <w:t>05/2025-Present</w:t>
+      </w:r>
+    </w:p>
+    <w:p>
+      <w:pPr>
+        <w:pStyle w:val="ListParagraph"/>
+        <w:numPr>
+          <w:ilvl w:val="0"/>
+          <w:numId w:val="6"/>
+        </w:numPr>
+        <w:tabs>
+          <w:tab w:val="left" w:pos="7830"/>
+        </w:tabs>
+        <w:rPr>
+          <w:sz w:val="22"/>
+          <w:szCs w:val="22"/>
+        </w:rPr>
+      </w:pPr>
       <w:r>
         <w:rPr>
           <w:rFonts w:ascii="Times New Roman" w:hAnsi="Times New Roman" w:cs="Times New Roman"/>
+          <w:sz w:val="22"/>
+          <w:szCs w:val="22"/>
+        </w:rPr>
+        <w:t>Developed basic visualizations and analyses of data from adopted children to support new grant submissions</w:t>
+      </w:r>
+    </w:p>
+    <w:p>
+      <w:pPr>
+        <w:pStyle w:val="ListParagraph"/>
+        <w:numPr>
+          <w:ilvl w:val="0"/>
+          <w:numId w:val="6"/>
+        </w:numPr>
+        <w:tabs>
+          <w:tab w:val="left" w:pos="7830"/>
+        </w:tabs>
+        <w:rPr>
+          <w:sz w:val="22"/>
+          <w:szCs w:val="22"/>
+        </w:rPr>
+      </w:pPr>
+      <w:r>
+        <w:rPr>
+          <w:rFonts w:ascii="Times New Roman" w:hAnsi="Times New Roman" w:cs="Times New Roman"/>
+          <w:sz w:val="22"/>
+          <w:szCs w:val="22"/>
+        </w:rPr>
+        <w:t>Developed predictive models using decision trees to identify features related to diagnoses of interest in adopted children</w:t>
+      </w:r>
+    </w:p>
+    <w:p>
+      <w:pPr>
+        <w:pStyle w:val="ListParagraph"/>
+        <w:numPr>
+          <w:ilvl w:val="0"/>
+          <w:numId w:val="6"/>
+        </w:numPr>
+        <w:tabs>
+          <w:tab w:val="left" w:pos="7830"/>
+        </w:tabs>
+        <w:rPr>
+          <w:sz w:val="22"/>
+          <w:szCs w:val="22"/>
+        </w:rPr>
+      </w:pPr>
+      <w:r>
+        <w:rPr>
+          <w:rFonts w:ascii="Times New Roman" w:hAnsi="Times New Roman" w:cs="Times New Roman"/>
+          <w:sz w:val="22"/>
+          <w:szCs w:val="22"/>
+        </w:rPr>
+        <w:t>Provided technical support to lab members in developing their analytic pipelines</w:t>
+      </w:r>
+      <w:r>
+        <w:rPr>
           <w:sz w:val="22"/>
           <w:szCs w:val="22"/>
         </w:rPr>
@@ -1014,6 +1146,7 @@
           <w:sz w:val="22"/>
           <w:szCs w:val="22"/>
         </w:rPr>
+        <w:lastRenderedPageBreak/>
         <w:t xml:space="preserve">Developed a neural and video data preprocessing pipeline for accurate temporal alignment of multimodal </w:t>
       </w:r>
       <w:r>
@@ -1160,33 +1293,6 @@
         <w:tabs>
           <w:tab w:val="left" w:pos="7830"/>
         </w:tabs>
-        <w:ind w:left="270"/>
-        <w:rPr>
-          <w:sz w:val="22"/>
-          <w:szCs w:val="22"/>
-        </w:rPr>
-      </w:pPr>
-    </w:p>
-    <w:p>
-      <w:pPr>
-        <w:tabs>
-          <w:tab w:val="left" w:pos="7830"/>
-        </w:tabs>
-        <w:ind w:firstLine="270"/>
-        <w:rPr>
-          <w:b/>
-          <w:bCs/>
-          <w:sz w:val="22"/>
-          <w:szCs w:val="22"/>
-        </w:rPr>
-      </w:pPr>
-    </w:p>
-    <w:p>
-      <w:pPr>
-        <w:tabs>
-          <w:tab w:val="left" w:pos="7830"/>
-        </w:tabs>
-        <w:ind w:firstLine="270"/>
         <w:rPr>
           <w:b/>
           <w:bCs/>
@@ -1495,6 +1601,14 @@
           <w:szCs w:val="22"/>
         </w:rPr>
         <w:t>, Git</w:t>
+      </w:r>
+      <w:r>
+        <w:rPr>
+          <w:color w:val="000000" w:themeColor="text1"/>
+          <w:sz w:val="22"/>
+          <w:szCs w:val="22"/>
+        </w:rPr>
+        <w:t>, C++, Arduino</w:t>
       </w:r>
     </w:p>
     <w:p>
@@ -1772,74 +1886,23 @@
           <w:sz w:val="22"/>
           <w:szCs w:val="22"/>
         </w:rPr>
-        <w:t xml:space="preserve">Adriano E. </w:t>
-      </w:r>
-      <w:proofErr w:type="gramStart"/>
-      <w:r>
-        <w:rPr>
-          <w:b w:val="0"/>
-          <w:bCs w:val="0"/>
-          <w:sz w:val="22"/>
-          <w:szCs w:val="22"/>
-        </w:rPr>
-        <w:t>Reimer</w:t>
-      </w:r>
-      <w:r>
-        <w:rPr>
-          <w:b w:val="0"/>
-          <w:bCs w:val="0"/>
-          <w:color w:val="000000" w:themeColor="text1"/>
-          <w:sz w:val="22"/>
-          <w:szCs w:val="22"/>
-          <w:vertAlign w:val="superscript"/>
-        </w:rPr>
-        <w:t>†</w:t>
-      </w:r>
-      <w:r>
-        <w:rPr>
-          <w:b w:val="0"/>
-          <w:bCs w:val="0"/>
-          <w:sz w:val="22"/>
-          <w:szCs w:val="22"/>
-        </w:rPr>
-        <w:t>,</w:t>
-      </w:r>
-      <w:proofErr w:type="gramEnd"/>
-      <w:r>
-        <w:rPr>
-          <w:b w:val="0"/>
-          <w:bCs w:val="0"/>
-          <w:sz w:val="22"/>
-          <w:szCs w:val="22"/>
-        </w:rPr>
-        <w:t xml:space="preserve"> </w:t>
-      </w:r>
-      <w:r>
-        <w:rPr>
-          <w:sz w:val="22"/>
-          <w:szCs w:val="22"/>
-        </w:rPr>
-        <w:t>Evan M. Dastin-van Rijn</w:t>
-      </w:r>
-      <w:r>
-        <w:rPr>
-          <w:b w:val="0"/>
-          <w:bCs w:val="0"/>
-          <w:color w:val="000000" w:themeColor="text1"/>
-          <w:sz w:val="22"/>
-          <w:szCs w:val="22"/>
-          <w:vertAlign w:val="superscript"/>
-        </w:rPr>
-        <w:t>†</w:t>
-      </w:r>
-      <w:r>
-        <w:rPr>
-          <w:b w:val="0"/>
-          <w:bCs w:val="0"/>
-          <w:sz w:val="22"/>
-          <w:szCs w:val="22"/>
-        </w:rPr>
-        <w:t xml:space="preserve">, </w:t>
+        <w:t xml:space="preserve">Nic Glewwe, </w:t>
+      </w:r>
+      <w:r>
+        <w:rPr>
+          <w:sz w:val="22"/>
+          <w:szCs w:val="22"/>
+        </w:rPr>
+        <w:t>Evan Dastin-van Rijn</w:t>
+      </w:r>
+      <w:r>
+        <w:rPr>
+          <w:b w:val="0"/>
+          <w:bCs w:val="0"/>
+          <w:sz w:val="22"/>
+          <w:szCs w:val="22"/>
+        </w:rPr>
+        <w:t xml:space="preserve">, Cathy S. Chen, Erin Giglio, Evan </w:t>
       </w:r>
       <w:proofErr w:type="spellStart"/>
       <w:r>
@@ -1849,7 +1912,7 @@
           <w:sz w:val="22"/>
           <w:szCs w:val="22"/>
         </w:rPr>
-        <w:t>Jaejoong</w:t>
+        <w:t>Knep</w:t>
       </w:r>
       <w:proofErr w:type="spellEnd"/>
       <w:r>
@@ -1859,7 +1922,7 @@
           <w:sz w:val="22"/>
           <w:szCs w:val="22"/>
         </w:rPr>
-        <w:t xml:space="preserve"> Kim, Megan E. Mensinger, Elizabeth M. Sachse, Aaron Wald, Eric Hoskins, Kartikeya Singh, Abigail Alpers, Dawson Cooper, Meng-Chen Lo, Amanda Ribeiro de Oliveira, Gregory Simandl, Nathaniel Stephenson, Alik S. </w:t>
+        <w:t xml:space="preserve">, R. Becket </w:t>
       </w:r>
       <w:proofErr w:type="spellStart"/>
       <w:r>
@@ -1869,6 +1932,26 @@
           <w:sz w:val="22"/>
           <w:szCs w:val="22"/>
         </w:rPr>
+        <w:t>Ebitz</w:t>
+      </w:r>
+      <w:proofErr w:type="spellEnd"/>
+      <w:r>
+        <w:rPr>
+          <w:b w:val="0"/>
+          <w:bCs w:val="0"/>
+          <w:sz w:val="22"/>
+          <w:szCs w:val="22"/>
+        </w:rPr>
+        <w:t xml:space="preserve">, Alik S. </w:t>
+      </w:r>
+      <w:proofErr w:type="spellStart"/>
+      <w:r>
+        <w:rPr>
+          <w:b w:val="0"/>
+          <w:bCs w:val="0"/>
+          <w:sz w:val="22"/>
+          <w:szCs w:val="22"/>
+        </w:rPr>
         <w:t>Widge</w:t>
       </w:r>
       <w:proofErr w:type="spellEnd"/>
@@ -1879,7 +1962,7 @@
           <w:sz w:val="22"/>
           <w:szCs w:val="22"/>
         </w:rPr>
-        <w:t xml:space="preserve">. 2024. Cross-species modeling and enhancement of cognitive control with striatal brain stimulation. </w:t>
+        <w:t xml:space="preserve">, Nicola M. Grissom. 2025. Sex-biased computations underlying differential set shift performance in mice. </w:t>
       </w:r>
       <w:r>
         <w:rPr>
@@ -1890,12 +1973,14 @@
           <w:sz w:val="22"/>
           <w:szCs w:val="22"/>
         </w:rPr>
-        <w:t>(Science Translational Medicine)</w:t>
-      </w:r>
-      <w:r>
-        <w:rPr>
-          <w:b w:val="0"/>
-          <w:bCs w:val="0"/>
+        <w:t>(in review at Neuropsychopharmacology)</w:t>
+      </w:r>
+      <w:r>
+        <w:rPr>
+          <w:b w:val="0"/>
+          <w:bCs w:val="0"/>
+          <w:i/>
+          <w:iCs/>
           <w:sz w:val="22"/>
           <w:szCs w:val="22"/>
         </w:rPr>
@@ -1922,16 +2007,16 @@
           <w:sz w:val="22"/>
           <w:szCs w:val="22"/>
         </w:rPr>
-        <w:t>Evan M. Dastin-van Rijn,</w:t>
-      </w:r>
-      <w:r>
-        <w:rPr>
-          <w:b w:val="0"/>
-          <w:bCs w:val="0"/>
-          <w:sz w:val="22"/>
-          <w:szCs w:val="22"/>
-        </w:rPr>
-        <w:t xml:space="preserve"> Joel Nielsen, Elizabeth M. Sachse, Christina Li, Megan E. Mensinger, Stefanie G. Simpson, Michelle C. Buccini, Francesca A. Iacobucci, David J. Titus, Alik S. </w:t>
+        <w:t>Evan M. Dastin-van Rijn</w:t>
+      </w:r>
+      <w:r>
+        <w:rPr>
+          <w:b w:val="0"/>
+          <w:bCs w:val="0"/>
+          <w:sz w:val="22"/>
+          <w:szCs w:val="22"/>
+        </w:rPr>
+        <w:t xml:space="preserve"> and Alik S. </w:t>
       </w:r>
       <w:proofErr w:type="spellStart"/>
       <w:r>
@@ -1951,27 +2036,7 @@
           <w:sz w:val="22"/>
           <w:szCs w:val="22"/>
         </w:rPr>
-        <w:t xml:space="preserve">. 2024. </w:t>
-      </w:r>
-      <w:proofErr w:type="spellStart"/>
-      <w:r>
-        <w:rPr>
-          <w:b w:val="0"/>
-          <w:bCs w:val="0"/>
-          <w:sz w:val="22"/>
-          <w:szCs w:val="22"/>
-        </w:rPr>
-        <w:t>Pybehave</w:t>
-      </w:r>
-      <w:proofErr w:type="spellEnd"/>
-      <w:r>
-        <w:rPr>
-          <w:b w:val="0"/>
-          <w:bCs w:val="0"/>
-          <w:sz w:val="22"/>
-          <w:szCs w:val="22"/>
-        </w:rPr>
-        <w:t xml:space="preserve">: a hardware agnostic, Python-based framework for controlling behavioral neuroscience experiments. </w:t>
+        <w:t xml:space="preserve">. 2025. Failure modes and mitigations for Bayesian optimization of neuromodulation parameters. </w:t>
       </w:r>
       <w:r>
         <w:rPr>
@@ -1982,14 +2047,10 @@
           <w:sz w:val="22"/>
           <w:szCs w:val="22"/>
         </w:rPr>
-        <w:t>(Journal of Open-Source Software)</w:t>
-      </w:r>
-      <w:r>
-        <w:rPr>
-          <w:b w:val="0"/>
-          <w:bCs w:val="0"/>
-          <w:i/>
-          <w:iCs/>
+        <w:t>(Journal of Neural Engineering)</w:t>
+      </w:r>
+      <w:r>
+        <w:rPr>
           <w:sz w:val="22"/>
           <w:szCs w:val="22"/>
         </w:rPr>
@@ -2018,25 +2079,92 @@
           <w:sz w:val="22"/>
           <w:szCs w:val="22"/>
         </w:rPr>
-        <w:t>Heath</w:t>
-      </w:r>
-      <w:r>
-        <w:rPr>
-          <w:b w:val="0"/>
-          <w:bCs w:val="0"/>
-          <w:sz w:val="22"/>
-          <w:szCs w:val="22"/>
-        </w:rPr>
-        <w:t>er</w:t>
-      </w:r>
-      <w:r>
-        <w:rPr>
-          <w:b w:val="0"/>
-          <w:bCs w:val="0"/>
-          <w:sz w:val="22"/>
-          <w:szCs w:val="22"/>
-        </w:rPr>
-        <w:t xml:space="preserve"> J. Breidenbach, Virginia Woods, </w:t>
+        <w:t xml:space="preserve">Adriano E. </w:t>
+      </w:r>
+      <w:proofErr w:type="gramStart"/>
+      <w:r>
+        <w:rPr>
+          <w:b w:val="0"/>
+          <w:bCs w:val="0"/>
+          <w:sz w:val="22"/>
+          <w:szCs w:val="22"/>
+        </w:rPr>
+        <w:t>Reimer</w:t>
+      </w:r>
+      <w:r>
+        <w:rPr>
+          <w:b w:val="0"/>
+          <w:bCs w:val="0"/>
+          <w:color w:val="000000" w:themeColor="text1"/>
+          <w:sz w:val="22"/>
+          <w:szCs w:val="22"/>
+          <w:vertAlign w:val="superscript"/>
+        </w:rPr>
+        <w:t>†</w:t>
+      </w:r>
+      <w:r>
+        <w:rPr>
+          <w:b w:val="0"/>
+          <w:bCs w:val="0"/>
+          <w:sz w:val="22"/>
+          <w:szCs w:val="22"/>
+        </w:rPr>
+        <w:t>,</w:t>
+      </w:r>
+      <w:proofErr w:type="gramEnd"/>
+      <w:r>
+        <w:rPr>
+          <w:b w:val="0"/>
+          <w:bCs w:val="0"/>
+          <w:sz w:val="22"/>
+          <w:szCs w:val="22"/>
+        </w:rPr>
+        <w:t xml:space="preserve"> </w:t>
+      </w:r>
+      <w:r>
+        <w:rPr>
+          <w:sz w:val="22"/>
+          <w:szCs w:val="22"/>
+        </w:rPr>
+        <w:t xml:space="preserve">Evan M. Dastin-van </w:t>
+      </w:r>
+      <w:proofErr w:type="gramStart"/>
+      <w:r>
+        <w:rPr>
+          <w:sz w:val="22"/>
+          <w:szCs w:val="22"/>
+        </w:rPr>
+        <w:t>Rijn</w:t>
+      </w:r>
+      <w:r>
+        <w:rPr>
+          <w:b w:val="0"/>
+          <w:bCs w:val="0"/>
+          <w:color w:val="000000" w:themeColor="text1"/>
+          <w:sz w:val="22"/>
+          <w:szCs w:val="22"/>
+          <w:vertAlign w:val="superscript"/>
+        </w:rPr>
+        <w:t>†</w:t>
+      </w:r>
+      <w:r>
+        <w:rPr>
+          <w:b w:val="0"/>
+          <w:bCs w:val="0"/>
+          <w:sz w:val="22"/>
+          <w:szCs w:val="22"/>
+        </w:rPr>
+        <w:t>,</w:t>
+      </w:r>
+      <w:proofErr w:type="gramEnd"/>
+      <w:r>
+        <w:rPr>
+          <w:b w:val="0"/>
+          <w:bCs w:val="0"/>
+          <w:sz w:val="22"/>
+          <w:szCs w:val="22"/>
+        </w:rPr>
+        <w:t xml:space="preserve"> </w:t>
       </w:r>
       <w:proofErr w:type="spellStart"/>
       <w:r>
@@ -2046,7 +2174,7 @@
           <w:sz w:val="22"/>
           <w:szCs w:val="22"/>
         </w:rPr>
-        <w:t>Uisub</w:t>
+        <w:t>Jaejoong</w:t>
       </w:r>
       <w:proofErr w:type="spellEnd"/>
       <w:r>
@@ -2056,23 +2184,7 @@
           <w:sz w:val="22"/>
           <w:szCs w:val="22"/>
         </w:rPr>
-        <w:t xml:space="preserve"> Shin, </w:t>
-      </w:r>
-      <w:r>
-        <w:rPr>
-          <w:sz w:val="22"/>
-          <w:szCs w:val="22"/>
-        </w:rPr>
-        <w:t>Evan Dastin-van Rijn</w:t>
-      </w:r>
-      <w:r>
-        <w:rPr>
-          <w:b w:val="0"/>
-          <w:bCs w:val="0"/>
-          <w:sz w:val="22"/>
-          <w:szCs w:val="22"/>
-        </w:rPr>
-        <w:t xml:space="preserve">, Mahsa </w:t>
+        <w:t xml:space="preserve"> Kim, Megan E. Mensinger, Elizabeth M. Sachse, Aaron Wald, Eric Hoskins, Kartikeya Singh, Abigail Alpers, Dawson Cooper, Meng-Chen Lo, Amanda Ribeiro de Oliveira, Gregory Simandl, Nathaniel Stephenson, Alik S. </w:t>
       </w:r>
       <w:proofErr w:type="spellStart"/>
       <w:r>
@@ -2082,7 +2194,7 @@
           <w:sz w:val="22"/>
           <w:szCs w:val="22"/>
         </w:rPr>
-        <w:t>Shoaran</w:t>
+        <w:t>Widge</w:t>
       </w:r>
       <w:proofErr w:type="spellEnd"/>
       <w:r>
@@ -2092,45 +2204,7 @@
           <w:sz w:val="22"/>
           <w:szCs w:val="22"/>
         </w:rPr>
-        <w:t xml:space="preserve">, Alik S. </w:t>
-      </w:r>
-      <w:proofErr w:type="spellStart"/>
-      <w:r>
-        <w:rPr>
-          <w:b w:val="0"/>
-          <w:bCs w:val="0"/>
-          <w:sz w:val="22"/>
-          <w:szCs w:val="22"/>
-        </w:rPr>
-        <w:t>Wid</w:t>
-      </w:r>
-      <w:r>
-        <w:rPr>
-          <w:b w:val="0"/>
-          <w:bCs w:val="0"/>
-          <w:sz w:val="22"/>
-          <w:szCs w:val="22"/>
-        </w:rPr>
-        <w:t>g</w:t>
-      </w:r>
-      <w:r>
-        <w:rPr>
-          <w:b w:val="0"/>
-          <w:bCs w:val="0"/>
-          <w:sz w:val="22"/>
-          <w:szCs w:val="22"/>
-        </w:rPr>
-        <w:t>e</w:t>
-      </w:r>
-      <w:proofErr w:type="spellEnd"/>
-      <w:r>
-        <w:rPr>
-          <w:b w:val="0"/>
-          <w:bCs w:val="0"/>
-          <w:sz w:val="22"/>
-          <w:szCs w:val="22"/>
-        </w:rPr>
-        <w:t xml:space="preserve">. 2024. Method for Synthetic Generation of LFP Data for Testing of Feature Extraction Algorithms. </w:t>
+        <w:t xml:space="preserve">. 2024. Cross-species modeling and enhancement of cognitive control with striatal brain stimulation. </w:t>
       </w:r>
       <w:r>
         <w:rPr>
@@ -2141,14 +2215,12 @@
           <w:sz w:val="22"/>
           <w:szCs w:val="22"/>
         </w:rPr>
-        <w:t>(EMBC 2024)</w:t>
-      </w:r>
-      <w:r>
-        <w:rPr>
-          <w:b w:val="0"/>
-          <w:bCs w:val="0"/>
-          <w:i/>
-          <w:iCs/>
+        <w:t>(Science Translational Medicine)</w:t>
+      </w:r>
+      <w:r>
+        <w:rPr>
+          <w:b w:val="0"/>
+          <w:bCs w:val="0"/>
           <w:sz w:val="22"/>
           <w:szCs w:val="22"/>
         </w:rPr>
@@ -2175,16 +2247,16 @@
           <w:sz w:val="22"/>
           <w:szCs w:val="22"/>
         </w:rPr>
-        <w:t>Evan M. Dastin-van Rijn</w:t>
-      </w:r>
-      <w:r>
-        <w:rPr>
-          <w:b w:val="0"/>
-          <w:bCs w:val="0"/>
-          <w:sz w:val="22"/>
-          <w:szCs w:val="22"/>
-        </w:rPr>
-        <w:t xml:space="preserve">, Elizabeth Sachse, Francesca Iacobucci, Megan Mensinger, Alik S. </w:t>
+        <w:t>Evan M. Dastin-van Rijn,</w:t>
+      </w:r>
+      <w:r>
+        <w:rPr>
+          <w:b w:val="0"/>
+          <w:bCs w:val="0"/>
+          <w:sz w:val="22"/>
+          <w:szCs w:val="22"/>
+        </w:rPr>
+        <w:t xml:space="preserve"> Joel Nielsen, Elizabeth M. Sachse, Christina Li, Megan E. Mensinger, Stefanie G. Simpson, Michelle C. Buccini, Francesca A. Iacobucci, David J. Titus, Alik S. </w:t>
       </w:r>
       <w:proofErr w:type="spellStart"/>
       <w:r>
@@ -2204,7 +2276,27 @@
           <w:sz w:val="22"/>
           <w:szCs w:val="22"/>
         </w:rPr>
-        <w:t xml:space="preserve">. 2023. OSCAR: an open-source controller for animal research. </w:t>
+        <w:t xml:space="preserve">. 2024. </w:t>
+      </w:r>
+      <w:proofErr w:type="spellStart"/>
+      <w:r>
+        <w:rPr>
+          <w:b w:val="0"/>
+          <w:bCs w:val="0"/>
+          <w:sz w:val="22"/>
+          <w:szCs w:val="22"/>
+        </w:rPr>
+        <w:t>Pybehave</w:t>
+      </w:r>
+      <w:proofErr w:type="spellEnd"/>
+      <w:r>
+        <w:rPr>
+          <w:b w:val="0"/>
+          <w:bCs w:val="0"/>
+          <w:sz w:val="22"/>
+          <w:szCs w:val="22"/>
+        </w:rPr>
+        <w:t xml:space="preserve">: a hardware agnostic, Python-based framework for controlling behavioral neuroscience experiments. </w:t>
       </w:r>
       <w:r>
         <w:rPr>
@@ -2215,31 +2307,7 @@
           <w:sz w:val="22"/>
           <w:szCs w:val="22"/>
         </w:rPr>
-        <w:t>(</w:t>
-      </w:r>
-      <w:proofErr w:type="spellStart"/>
-      <w:r>
-        <w:rPr>
-          <w:b w:val="0"/>
-          <w:bCs w:val="0"/>
-          <w:i/>
-          <w:iCs/>
-          <w:sz w:val="22"/>
-          <w:szCs w:val="22"/>
-        </w:rPr>
-        <w:t>bioRxiv</w:t>
-      </w:r>
-      <w:proofErr w:type="spellEnd"/>
-      <w:r>
-        <w:rPr>
-          <w:b w:val="0"/>
-          <w:bCs w:val="0"/>
-          <w:i/>
-          <w:iCs/>
-          <w:sz w:val="22"/>
-          <w:szCs w:val="22"/>
-        </w:rPr>
-        <w:t>)</w:t>
+        <w:t>(Journal of Open-Source Software)</w:t>
       </w:r>
       <w:r>
         <w:rPr>
@@ -2275,7 +2343,25 @@
           <w:sz w:val="22"/>
           <w:szCs w:val="22"/>
         </w:rPr>
-        <w:t xml:space="preserve">Paula Chen, </w:t>
+        <w:t>Heath</w:t>
+      </w:r>
+      <w:r>
+        <w:rPr>
+          <w:b w:val="0"/>
+          <w:bCs w:val="0"/>
+          <w:sz w:val="22"/>
+          <w:szCs w:val="22"/>
+        </w:rPr>
+        <w:t>er</w:t>
+      </w:r>
+      <w:r>
+        <w:rPr>
+          <w:b w:val="0"/>
+          <w:bCs w:val="0"/>
+          <w:sz w:val="22"/>
+          <w:szCs w:val="22"/>
+        </w:rPr>
+        <w:t xml:space="preserve"> J. Breidenbach, Virginia Woods, </w:t>
       </w:r>
       <w:proofErr w:type="spellStart"/>
       <w:r>
@@ -2285,7 +2371,7 @@
           <w:sz w:val="22"/>
           <w:szCs w:val="22"/>
         </w:rPr>
-        <w:t>Taewoo</w:t>
+        <w:t>Uisub</w:t>
       </w:r>
       <w:proofErr w:type="spellEnd"/>
       <w:r>
@@ -2295,7 +2381,7 @@
           <w:sz w:val="22"/>
           <w:szCs w:val="22"/>
         </w:rPr>
-        <w:t xml:space="preserve"> Kim, </w:t>
+        <w:t xml:space="preserve"> Shin, </w:t>
       </w:r>
       <w:r>
         <w:rPr>
@@ -2311,7 +2397,7 @@
           <w:sz w:val="22"/>
           <w:szCs w:val="22"/>
         </w:rPr>
-        <w:t xml:space="preserve">, Nicole R. Provenza, Sameer A. Sheth, Wayne K. Goodman, David A. Borton, Matthew T. Harrison, Jerome </w:t>
+        <w:t xml:space="preserve">, Mahsa </w:t>
       </w:r>
       <w:proofErr w:type="spellStart"/>
       <w:r>
@@ -2321,7 +2407,7 @@
           <w:sz w:val="22"/>
           <w:szCs w:val="22"/>
         </w:rPr>
-        <w:t>Darbon</w:t>
+        <w:t>Shoaran</w:t>
       </w:r>
       <w:proofErr w:type="spellEnd"/>
       <w:r>
@@ -2331,16 +2417,55 @@
           <w:sz w:val="22"/>
           <w:szCs w:val="22"/>
         </w:rPr>
-        <w:t>. 2022</w:t>
-      </w:r>
-      <w:r>
-        <w:rPr>
-          <w:b w:val="0"/>
-          <w:bCs w:val="0"/>
-          <w:sz w:val="22"/>
-          <w:szCs w:val="22"/>
-        </w:rPr>
-        <w:t xml:space="preserve">. Periodic Artifact Removal with Applications to Deep Brain Stimulation. </w:t>
+        <w:t xml:space="preserve">, Alik S. </w:t>
+      </w:r>
+      <w:proofErr w:type="spellStart"/>
+      <w:r>
+        <w:rPr>
+          <w:b w:val="0"/>
+          <w:bCs w:val="0"/>
+          <w:sz w:val="22"/>
+          <w:szCs w:val="22"/>
+        </w:rPr>
+        <w:t>Wid</w:t>
+      </w:r>
+      <w:r>
+        <w:rPr>
+          <w:b w:val="0"/>
+          <w:bCs w:val="0"/>
+          <w:sz w:val="22"/>
+          <w:szCs w:val="22"/>
+        </w:rPr>
+        <w:t>g</w:t>
+      </w:r>
+      <w:r>
+        <w:rPr>
+          <w:b w:val="0"/>
+          <w:bCs w:val="0"/>
+          <w:sz w:val="22"/>
+          <w:szCs w:val="22"/>
+        </w:rPr>
+        <w:t>e</w:t>
+      </w:r>
+      <w:proofErr w:type="spellEnd"/>
+      <w:r>
+        <w:rPr>
+          <w:b w:val="0"/>
+          <w:bCs w:val="0"/>
+          <w:sz w:val="22"/>
+          <w:szCs w:val="22"/>
+        </w:rPr>
+        <w:t xml:space="preserve">. 2024. Method for Synthetic Generation of LFP Data for Testing of Feature Extraction </w:t>
+      </w:r>
+      <w:r>
+        <w:rPr>
+          <w:b w:val="0"/>
+          <w:bCs w:val="0"/>
+          <w:sz w:val="22"/>
+          <w:szCs w:val="22"/>
+        </w:rPr>
+        <w:lastRenderedPageBreak/>
+        <w:t xml:space="preserve">Algorithms. </w:t>
       </w:r>
       <w:r>
         <w:rPr>
@@ -2351,12 +2476,14 @@
           <w:sz w:val="22"/>
           <w:szCs w:val="22"/>
         </w:rPr>
-        <w:t>(Transactions on Neural Systems &amp; Rehabilitation Engineering)</w:t>
-      </w:r>
-      <w:r>
-        <w:rPr>
-          <w:b w:val="0"/>
-          <w:bCs w:val="0"/>
+        <w:t>(EMBC 2024)</w:t>
+      </w:r>
+      <w:r>
+        <w:rPr>
+          <w:b w:val="0"/>
+          <w:bCs w:val="0"/>
+          <w:i/>
+          <w:iCs/>
           <w:sz w:val="22"/>
           <w:szCs w:val="22"/>
         </w:rPr>
@@ -2392,89 +2519,27 @@
           <w:sz w:val="22"/>
           <w:szCs w:val="22"/>
         </w:rPr>
-        <w:t>, Nicole R. Provenza, Wayne K. Goodman, Matthew T. Harrison, David. A. Borton</w:t>
-      </w:r>
-      <w:r>
-        <w:rPr>
-          <w:b w:val="0"/>
-          <w:bCs w:val="0"/>
-          <w:sz w:val="22"/>
-          <w:szCs w:val="22"/>
-        </w:rPr>
-        <w:t>.</w:t>
-      </w:r>
-      <w:r>
-        <w:rPr>
-          <w:b w:val="0"/>
-          <w:bCs w:val="0"/>
-          <w:sz w:val="22"/>
-          <w:szCs w:val="22"/>
-        </w:rPr>
-        <w:t xml:space="preserve"> 202</w:t>
-      </w:r>
-      <w:r>
-        <w:rPr>
-          <w:b w:val="0"/>
-          <w:bCs w:val="0"/>
-          <w:sz w:val="22"/>
-          <w:szCs w:val="22"/>
-        </w:rPr>
-        <w:t>2</w:t>
-      </w:r>
-      <w:r>
-        <w:rPr>
-          <w:b w:val="0"/>
-          <w:bCs w:val="0"/>
-          <w:sz w:val="22"/>
-          <w:szCs w:val="22"/>
-        </w:rPr>
-        <w:t xml:space="preserve">. </w:t>
-      </w:r>
-      <w:r>
-        <w:rPr>
-          <w:b w:val="0"/>
-          <w:bCs w:val="0"/>
-          <w:sz w:val="22"/>
-          <w:szCs w:val="22"/>
-        </w:rPr>
-        <w:t>PELP: a</w:t>
-      </w:r>
-      <w:r>
-        <w:rPr>
-          <w:b w:val="0"/>
-          <w:bCs w:val="0"/>
-          <w:sz w:val="22"/>
-          <w:szCs w:val="22"/>
-        </w:rPr>
-        <w:t xml:space="preserve">ccounting for missing data in neural time series </w:t>
-      </w:r>
-      <w:r>
-        <w:rPr>
-          <w:b w:val="0"/>
-          <w:bCs w:val="0"/>
-          <w:sz w:val="22"/>
-          <w:szCs w:val="22"/>
-        </w:rPr>
-        <w:t>by</w:t>
-      </w:r>
-      <w:r>
-        <w:rPr>
-          <w:b w:val="0"/>
-          <w:bCs w:val="0"/>
-          <w:sz w:val="22"/>
-          <w:szCs w:val="22"/>
-        </w:rPr>
-        <w:t xml:space="preserve"> Periodic Estimation of </w:t>
-      </w:r>
-      <w:r>
-        <w:rPr>
-          <w:b w:val="0"/>
-          <w:bCs w:val="0"/>
-          <w:sz w:val="22"/>
-          <w:szCs w:val="22"/>
-        </w:rPr>
-        <w:lastRenderedPageBreak/>
-        <w:t xml:space="preserve">Lost Packets. </w:t>
+        <w:t xml:space="preserve">, Elizabeth Sachse, Francesca Iacobucci, Megan Mensinger, Alik S. </w:t>
+      </w:r>
+      <w:proofErr w:type="spellStart"/>
+      <w:r>
+        <w:rPr>
+          <w:b w:val="0"/>
+          <w:bCs w:val="0"/>
+          <w:sz w:val="22"/>
+          <w:szCs w:val="22"/>
+        </w:rPr>
+        <w:t>Widge</w:t>
+      </w:r>
+      <w:proofErr w:type="spellEnd"/>
+      <w:r>
+        <w:rPr>
+          <w:b w:val="0"/>
+          <w:bCs w:val="0"/>
+          <w:sz w:val="22"/>
+          <w:szCs w:val="22"/>
+        </w:rPr>
+        <w:t xml:space="preserve">. 2023. OSCAR: an open-source controller for animal research. </w:t>
       </w:r>
       <w:r>
         <w:rPr>
@@ -2487,6 +2552,7 @@
         </w:rPr>
         <w:t>(</w:t>
       </w:r>
+      <w:proofErr w:type="spellStart"/>
       <w:r>
         <w:rPr>
           <w:b w:val="0"/>
@@ -2496,8 +2562,9 @@
           <w:sz w:val="22"/>
           <w:szCs w:val="22"/>
         </w:rPr>
-        <w:t>Frontiers in Human Neuroscience</w:t>
-      </w:r>
+        <w:t>bioRxiv</w:t>
+      </w:r>
+      <w:proofErr w:type="spellEnd"/>
       <w:r>
         <w:rPr>
           <w:b w:val="0"/>
@@ -2538,87 +2605,12 @@
       </w:pPr>
       <w:r>
         <w:rPr>
-          <w:sz w:val="22"/>
-          <w:szCs w:val="22"/>
-        </w:rPr>
-        <w:t>Evan M</w:t>
-      </w:r>
-      <w:r>
-        <w:rPr>
-          <w:sz w:val="22"/>
-          <w:szCs w:val="22"/>
-        </w:rPr>
-        <w:t>.</w:t>
-      </w:r>
-      <w:r>
-        <w:rPr>
-          <w:sz w:val="22"/>
-          <w:szCs w:val="22"/>
-        </w:rPr>
-        <w:t xml:space="preserve"> Dastin-van Rijn</w:t>
-      </w:r>
-      <w:r>
-        <w:rPr>
-          <w:b w:val="0"/>
-          <w:bCs w:val="0"/>
-          <w:sz w:val="22"/>
-          <w:szCs w:val="22"/>
-        </w:rPr>
-        <w:t>, Seth D</w:t>
-      </w:r>
-      <w:r>
-        <w:rPr>
-          <w:b w:val="0"/>
-          <w:bCs w:val="0"/>
-          <w:sz w:val="22"/>
-          <w:szCs w:val="22"/>
-        </w:rPr>
-        <w:t>.</w:t>
-      </w:r>
-      <w:r>
-        <w:rPr>
-          <w:b w:val="0"/>
-          <w:bCs w:val="0"/>
-          <w:sz w:val="22"/>
-          <w:szCs w:val="22"/>
-        </w:rPr>
-        <w:t xml:space="preserve"> König, Danielle Carlson, Vasudha Goel, Andrew Grande, Donald R</w:t>
-      </w:r>
-      <w:r>
-        <w:rPr>
-          <w:b w:val="0"/>
-          <w:bCs w:val="0"/>
-          <w:sz w:val="22"/>
-          <w:szCs w:val="22"/>
-        </w:rPr>
-        <w:t>.</w:t>
-      </w:r>
-      <w:r>
-        <w:rPr>
-          <w:b w:val="0"/>
-          <w:bCs w:val="0"/>
-          <w:sz w:val="22"/>
-          <w:szCs w:val="22"/>
-        </w:rPr>
-        <w:t xml:space="preserve"> Nixdorf, Sarah Benish, Alik S</w:t>
-      </w:r>
-      <w:r>
-        <w:rPr>
-          <w:b w:val="0"/>
-          <w:bCs w:val="0"/>
-          <w:sz w:val="22"/>
-          <w:szCs w:val="22"/>
-        </w:rPr>
-        <w:t>.</w:t>
-      </w:r>
-      <w:r>
-        <w:rPr>
-          <w:b w:val="0"/>
-          <w:bCs w:val="0"/>
-          <w:sz w:val="22"/>
-          <w:szCs w:val="22"/>
-        </w:rPr>
-        <w:t xml:space="preserve"> </w:t>
+          <w:b w:val="0"/>
+          <w:bCs w:val="0"/>
+          <w:sz w:val="22"/>
+          <w:szCs w:val="22"/>
+        </w:rPr>
+        <w:t xml:space="preserve">Paula Chen, </w:t>
       </w:r>
       <w:proofErr w:type="spellStart"/>
       <w:r>
@@ -2628,7 +2620,7 @@
           <w:sz w:val="22"/>
           <w:szCs w:val="22"/>
         </w:rPr>
-        <w:t>Widge</w:t>
+        <w:t>Taewoo</w:t>
       </w:r>
       <w:proofErr w:type="spellEnd"/>
       <w:r>
@@ -2638,115 +2630,52 @@
           <w:sz w:val="22"/>
           <w:szCs w:val="22"/>
         </w:rPr>
-        <w:t>, Ziad Nahas, Michael C</w:t>
-      </w:r>
-      <w:r>
-        <w:rPr>
-          <w:b w:val="0"/>
-          <w:bCs w:val="0"/>
-          <w:sz w:val="22"/>
-          <w:szCs w:val="22"/>
-        </w:rPr>
-        <w:t>.</w:t>
-      </w:r>
-      <w:r>
-        <w:rPr>
-          <w:b w:val="0"/>
-          <w:bCs w:val="0"/>
-          <w:sz w:val="22"/>
-          <w:szCs w:val="22"/>
-        </w:rPr>
-        <w:t xml:space="preserve"> Park, Tay I</w:t>
-      </w:r>
-      <w:r>
-        <w:rPr>
-          <w:b w:val="0"/>
-          <w:bCs w:val="0"/>
-          <w:sz w:val="22"/>
-          <w:szCs w:val="22"/>
-        </w:rPr>
-        <w:t>.</w:t>
-      </w:r>
-      <w:r>
-        <w:rPr>
-          <w:b w:val="0"/>
-          <w:bCs w:val="0"/>
-          <w:sz w:val="22"/>
-          <w:szCs w:val="22"/>
-        </w:rPr>
-        <w:t xml:space="preserve"> Netoff, Alexander B</w:t>
-      </w:r>
-      <w:r>
-        <w:rPr>
-          <w:b w:val="0"/>
-          <w:bCs w:val="0"/>
-          <w:sz w:val="22"/>
-          <w:szCs w:val="22"/>
-        </w:rPr>
-        <w:t>.</w:t>
-      </w:r>
-      <w:r>
-        <w:rPr>
-          <w:b w:val="0"/>
-          <w:bCs w:val="0"/>
-          <w:sz w:val="22"/>
-          <w:szCs w:val="22"/>
-        </w:rPr>
-        <w:t xml:space="preserve"> Herman, David P</w:t>
-      </w:r>
-      <w:r>
-        <w:rPr>
-          <w:b w:val="0"/>
-          <w:bCs w:val="0"/>
-          <w:sz w:val="22"/>
-          <w:szCs w:val="22"/>
-        </w:rPr>
-        <w:t>.</w:t>
-      </w:r>
-      <w:r>
-        <w:rPr>
-          <w:b w:val="0"/>
-          <w:bCs w:val="0"/>
-          <w:sz w:val="22"/>
-          <w:szCs w:val="22"/>
-        </w:rPr>
-        <w:t xml:space="preserve"> Darrow</w:t>
-      </w:r>
-      <w:r>
-        <w:rPr>
-          <w:b w:val="0"/>
-          <w:bCs w:val="0"/>
-          <w:sz w:val="22"/>
-          <w:szCs w:val="22"/>
-        </w:rPr>
-        <w:t>.</w:t>
-      </w:r>
-      <w:r>
-        <w:rPr>
-          <w:b w:val="0"/>
-          <w:bCs w:val="0"/>
-          <w:sz w:val="22"/>
-          <w:szCs w:val="22"/>
-        </w:rPr>
-        <w:t xml:space="preserve"> 2022. </w:t>
-      </w:r>
-      <w:r>
-        <w:rPr>
-          <w:b w:val="0"/>
-          <w:bCs w:val="0"/>
-          <w:sz w:val="22"/>
-          <w:szCs w:val="22"/>
-        </w:rPr>
-        <w:t>Personalizing Dual-Target Cortical Stimulation with Bayesian Parameter Optimization Successfully Treats Central Post-Stroke Pain: A Case Report</w:t>
-      </w:r>
-      <w:r>
-        <w:rPr>
-          <w:b w:val="0"/>
-          <w:bCs w:val="0"/>
-          <w:sz w:val="22"/>
-          <w:szCs w:val="22"/>
-        </w:rPr>
-        <w:t xml:space="preserve"> </w:t>
+        <w:t xml:space="preserve"> Kim, </w:t>
+      </w:r>
+      <w:r>
+        <w:rPr>
+          <w:sz w:val="22"/>
+          <w:szCs w:val="22"/>
+        </w:rPr>
+        <w:t>Evan Dastin-van Rijn</w:t>
+      </w:r>
+      <w:r>
+        <w:rPr>
+          <w:b w:val="0"/>
+          <w:bCs w:val="0"/>
+          <w:sz w:val="22"/>
+          <w:szCs w:val="22"/>
+        </w:rPr>
+        <w:t xml:space="preserve">, Nicole R. Provenza, Sameer A. Sheth, Wayne K. Goodman, David A. Borton, Matthew T. Harrison, Jerome </w:t>
+      </w:r>
+      <w:proofErr w:type="spellStart"/>
+      <w:r>
+        <w:rPr>
+          <w:b w:val="0"/>
+          <w:bCs w:val="0"/>
+          <w:sz w:val="22"/>
+          <w:szCs w:val="22"/>
+        </w:rPr>
+        <w:t>Darbon</w:t>
+      </w:r>
+      <w:proofErr w:type="spellEnd"/>
+      <w:r>
+        <w:rPr>
+          <w:b w:val="0"/>
+          <w:bCs w:val="0"/>
+          <w:sz w:val="22"/>
+          <w:szCs w:val="22"/>
+        </w:rPr>
+        <w:t>. 2022</w:t>
+      </w:r>
+      <w:r>
+        <w:rPr>
+          <w:b w:val="0"/>
+          <w:bCs w:val="0"/>
+          <w:sz w:val="22"/>
+          <w:szCs w:val="22"/>
+        </w:rPr>
+        <w:t xml:space="preserve">. Periodic Artifact Removal with Applications to Deep Brain Stimulation. </w:t>
       </w:r>
       <w:r>
         <w:rPr>
@@ -2757,14 +2686,12 @@
           <w:sz w:val="22"/>
           <w:szCs w:val="22"/>
         </w:rPr>
-        <w:t>(Brain Sciences)</w:t>
-      </w:r>
-      <w:r>
-        <w:rPr>
-          <w:b w:val="0"/>
-          <w:bCs w:val="0"/>
-          <w:i/>
-          <w:iCs/>
+        <w:t>(Transactions on Neural Systems &amp; Rehabilitation Engineering)</w:t>
+      </w:r>
+      <w:r>
+        <w:rPr>
+          <w:b w:val="0"/>
+          <w:bCs w:val="0"/>
           <w:sz w:val="22"/>
           <w:szCs w:val="22"/>
         </w:rPr>
@@ -2800,7 +2727,7 @@
           <w:sz w:val="22"/>
           <w:szCs w:val="22"/>
         </w:rPr>
-        <w:t>, Nicole R. Provenza, Matthew T. Harrison, David A. Borton</w:t>
+        <w:t>, Nicole R. Provenza, Wayne K. Goodman, Matthew T. Harrison, David. A. Borton</w:t>
       </w:r>
       <w:r>
         <w:rPr>
@@ -2818,34 +2745,61 @@
           <w:sz w:val="22"/>
           <w:szCs w:val="22"/>
         </w:rPr>
-        <w:t xml:space="preserve"> 2021. </w:t>
-      </w:r>
-      <w:r>
-        <w:rPr>
-          <w:b w:val="0"/>
-          <w:bCs w:val="0"/>
-          <w:sz w:val="22"/>
-          <w:szCs w:val="22"/>
-        </w:rPr>
-        <w:t>How do packet losses affect measures of averaged neural signals</w:t>
-      </w:r>
-      <w:r>
-        <w:rPr>
-          <w:b w:val="0"/>
-          <w:bCs w:val="0"/>
-          <w:sz w:val="22"/>
-          <w:szCs w:val="22"/>
-        </w:rPr>
-        <w:t>?</w:t>
-      </w:r>
-      <w:r>
-        <w:rPr>
-          <w:b w:val="0"/>
-          <w:bCs w:val="0"/>
-          <w:sz w:val="22"/>
-          <w:szCs w:val="22"/>
-        </w:rPr>
-        <w:t xml:space="preserve"> </w:t>
+        <w:t xml:space="preserve"> 202</w:t>
+      </w:r>
+      <w:r>
+        <w:rPr>
+          <w:b w:val="0"/>
+          <w:bCs w:val="0"/>
+          <w:sz w:val="22"/>
+          <w:szCs w:val="22"/>
+        </w:rPr>
+        <w:t>2</w:t>
+      </w:r>
+      <w:r>
+        <w:rPr>
+          <w:b w:val="0"/>
+          <w:bCs w:val="0"/>
+          <w:sz w:val="22"/>
+          <w:szCs w:val="22"/>
+        </w:rPr>
+        <w:t xml:space="preserve">. </w:t>
+      </w:r>
+      <w:r>
+        <w:rPr>
+          <w:b w:val="0"/>
+          <w:bCs w:val="0"/>
+          <w:sz w:val="22"/>
+          <w:szCs w:val="22"/>
+        </w:rPr>
+        <w:t>PELP: a</w:t>
+      </w:r>
+      <w:r>
+        <w:rPr>
+          <w:b w:val="0"/>
+          <w:bCs w:val="0"/>
+          <w:sz w:val="22"/>
+          <w:szCs w:val="22"/>
+        </w:rPr>
+        <w:t xml:space="preserve">ccounting for missing data in neural time series </w:t>
+      </w:r>
+      <w:r>
+        <w:rPr>
+          <w:b w:val="0"/>
+          <w:bCs w:val="0"/>
+          <w:sz w:val="22"/>
+          <w:szCs w:val="22"/>
+        </w:rPr>
+        <w:t>by</w:t>
+      </w:r>
+      <w:r>
+        <w:rPr>
+          <w:b w:val="0"/>
+          <w:bCs w:val="0"/>
+          <w:sz w:val="22"/>
+          <w:szCs w:val="22"/>
+        </w:rPr>
+        <w:t xml:space="preserve"> Periodic Estimation of Lost Packets. </w:t>
       </w:r>
       <w:r>
         <w:rPr>
@@ -2856,7 +2810,29 @@
           <w:sz w:val="22"/>
           <w:szCs w:val="22"/>
         </w:rPr>
-        <w:t>(EMBC 2021)</w:t>
+        <w:t>(</w:t>
+      </w:r>
+      <w:r>
+        <w:rPr>
+          <w:b w:val="0"/>
+          <w:bCs w:val="0"/>
+          <w:i/>
+          <w:iCs/>
+          <w:sz w:val="22"/>
+          <w:szCs w:val="22"/>
+        </w:rPr>
+        <w:t>Frontiers in Human Neuroscience</w:t>
+      </w:r>
+      <w:r>
+        <w:rPr>
+          <w:b w:val="0"/>
+          <w:bCs w:val="0"/>
+          <w:i/>
+          <w:iCs/>
+          <w:sz w:val="22"/>
+          <w:szCs w:val="22"/>
+        </w:rPr>
+        <w:t>)</w:t>
       </w:r>
       <w:r>
         <w:rPr>
@@ -2887,103 +2863,112 @@
       </w:pPr>
       <w:r>
         <w:rPr>
-          <w:b w:val="0"/>
-          <w:bCs w:val="0"/>
-          <w:color w:val="000000" w:themeColor="text1"/>
-          <w:sz w:val="22"/>
-          <w:szCs w:val="22"/>
-        </w:rPr>
-        <w:t xml:space="preserve">Nicole R. Provenza, Sameer A. Sheth, </w:t>
-      </w:r>
-      <w:r>
-        <w:rPr>
-          <w:color w:val="000000" w:themeColor="text1"/>
-          <w:sz w:val="22"/>
-          <w:szCs w:val="22"/>
-        </w:rPr>
-        <w:t>Evan M. Dastin-van Rijn</w:t>
-      </w:r>
-      <w:r>
-        <w:rPr>
-          <w:b w:val="0"/>
-          <w:bCs w:val="0"/>
-          <w:color w:val="000000" w:themeColor="text1"/>
-          <w:sz w:val="22"/>
-          <w:szCs w:val="22"/>
-        </w:rPr>
-        <w:t xml:space="preserve">, Raissa K. Mathura, Yaohan Ding, Gregory S. Vogt, Michelle Avendano-Ortega, Nithya Ramakrishnan, Noam Peled, Luiz Fernando Fracassi Gelin, David Xing, Laszlo A. Jeni, </w:t>
+          <w:sz w:val="22"/>
+          <w:szCs w:val="22"/>
+        </w:rPr>
+        <w:t>Evan M</w:t>
+      </w:r>
+      <w:r>
+        <w:rPr>
+          <w:sz w:val="22"/>
+          <w:szCs w:val="22"/>
+        </w:rPr>
+        <w:t>.</w:t>
+      </w:r>
+      <w:r>
+        <w:rPr>
+          <w:sz w:val="22"/>
+          <w:szCs w:val="22"/>
+        </w:rPr>
+        <w:t xml:space="preserve"> Dastin-van Rijn</w:t>
+      </w:r>
+      <w:r>
+        <w:rPr>
+          <w:b w:val="0"/>
+          <w:bCs w:val="0"/>
+          <w:sz w:val="22"/>
+          <w:szCs w:val="22"/>
+        </w:rPr>
+        <w:t>, Seth D</w:t>
+      </w:r>
+      <w:r>
+        <w:rPr>
+          <w:b w:val="0"/>
+          <w:bCs w:val="0"/>
+          <w:sz w:val="22"/>
+          <w:szCs w:val="22"/>
+        </w:rPr>
+        <w:t>.</w:t>
+      </w:r>
+      <w:r>
+        <w:rPr>
+          <w:b w:val="0"/>
+          <w:bCs w:val="0"/>
+          <w:sz w:val="22"/>
+          <w:szCs w:val="22"/>
+        </w:rPr>
+        <w:t xml:space="preserve"> König, Danielle Carlson, Vasudha Goel, Andrew Grande, Donald R</w:t>
+      </w:r>
+      <w:r>
+        <w:rPr>
+          <w:b w:val="0"/>
+          <w:bCs w:val="0"/>
+          <w:sz w:val="22"/>
+          <w:szCs w:val="22"/>
+        </w:rPr>
+        <w:t>.</w:t>
+      </w:r>
+      <w:r>
+        <w:rPr>
+          <w:b w:val="0"/>
+          <w:bCs w:val="0"/>
+          <w:sz w:val="22"/>
+          <w:szCs w:val="22"/>
+        </w:rPr>
+        <w:t xml:space="preserve"> Nixdorf, Sarah Benish, Alik S</w:t>
+      </w:r>
+      <w:r>
+        <w:rPr>
+          <w:b w:val="0"/>
+          <w:bCs w:val="0"/>
+          <w:sz w:val="22"/>
+          <w:szCs w:val="22"/>
+        </w:rPr>
+        <w:t>.</w:t>
+      </w:r>
+      <w:r>
+        <w:rPr>
+          <w:b w:val="0"/>
+          <w:bCs w:val="0"/>
+          <w:sz w:val="22"/>
+          <w:szCs w:val="22"/>
+        </w:rPr>
+        <w:t xml:space="preserve"> </w:t>
       </w:r>
       <w:proofErr w:type="spellStart"/>
       <w:r>
         <w:rPr>
           <w:b w:val="0"/>
           <w:bCs w:val="0"/>
-          <w:color w:val="000000" w:themeColor="text1"/>
-          <w:sz w:val="22"/>
-          <w:szCs w:val="22"/>
-        </w:rPr>
-        <w:t>Itir</w:t>
+          <w:sz w:val="22"/>
+          <w:szCs w:val="22"/>
+        </w:rPr>
+        <w:t>Widge</w:t>
       </w:r>
       <w:proofErr w:type="spellEnd"/>
       <w:r>
         <w:rPr>
           <w:b w:val="0"/>
           <w:bCs w:val="0"/>
-          <w:color w:val="000000" w:themeColor="text1"/>
-          <w:sz w:val="22"/>
-          <w:szCs w:val="22"/>
-        </w:rPr>
-        <w:t xml:space="preserve"> Onal Ertugrul, Adriel Barrios-Anderson, Evan Matteson, Andrew D. Wiese, </w:t>
-      </w:r>
-      <w:proofErr w:type="spellStart"/>
-      <w:r>
-        <w:rPr>
-          <w:b w:val="0"/>
-          <w:bCs w:val="0"/>
-          <w:color w:val="000000" w:themeColor="text1"/>
-          <w:sz w:val="22"/>
-          <w:szCs w:val="22"/>
-        </w:rPr>
-        <w:t>Junqian</w:t>
-      </w:r>
-      <w:proofErr w:type="spellEnd"/>
-      <w:r>
-        <w:rPr>
-          <w:b w:val="0"/>
-          <w:bCs w:val="0"/>
-          <w:color w:val="000000" w:themeColor="text1"/>
-          <w:sz w:val="22"/>
-          <w:szCs w:val="22"/>
-        </w:rPr>
-        <w:t xml:space="preserve"> Xu, Ashwin Viswanathan, Kelly R. </w:t>
-      </w:r>
-      <w:proofErr w:type="spellStart"/>
-      <w:r>
-        <w:rPr>
-          <w:b w:val="0"/>
-          <w:bCs w:val="0"/>
-          <w:color w:val="000000" w:themeColor="text1"/>
-          <w:sz w:val="22"/>
-          <w:szCs w:val="22"/>
-        </w:rPr>
-        <w:t>Bijanki</w:t>
-      </w:r>
-      <w:proofErr w:type="spellEnd"/>
-      <w:r>
-        <w:rPr>
-          <w:b w:val="0"/>
-          <w:bCs w:val="0"/>
-          <w:color w:val="000000" w:themeColor="text1"/>
-          <w:sz w:val="22"/>
-          <w:szCs w:val="22"/>
-        </w:rPr>
-        <w:t>, Eric A. Storch, Jeffrey F. Cohn, Wayne K. Goodman, David A. Borton</w:t>
-      </w:r>
-      <w:r>
-        <w:rPr>
-          <w:b w:val="0"/>
-          <w:bCs w:val="0"/>
-          <w:color w:val="000000"/>
+          <w:sz w:val="22"/>
+          <w:szCs w:val="22"/>
+        </w:rPr>
+        <w:t>, Ziad Nahas, Michael C</w:t>
+      </w:r>
+      <w:r>
+        <w:rPr>
+          <w:b w:val="0"/>
+          <w:bCs w:val="0"/>
           <w:sz w:val="22"/>
           <w:szCs w:val="22"/>
         </w:rPr>
@@ -2993,31 +2978,100 @@
         <w:rPr>
           <w:b w:val="0"/>
           <w:bCs w:val="0"/>
-          <w:color w:val="000000"/>
-          <w:sz w:val="22"/>
-          <w:szCs w:val="22"/>
-        </w:rPr>
-        <w:t xml:space="preserve"> 2021.</w:t>
-      </w:r>
-      <w:r>
-        <w:rPr>
-          <w:b w:val="0"/>
-          <w:bCs w:val="0"/>
-          <w:color w:val="000000"/>
+          <w:sz w:val="22"/>
+          <w:szCs w:val="22"/>
+        </w:rPr>
+        <w:t xml:space="preserve"> Park, Tay I</w:t>
+      </w:r>
+      <w:r>
+        <w:rPr>
+          <w:b w:val="0"/>
+          <w:bCs w:val="0"/>
+          <w:sz w:val="22"/>
+          <w:szCs w:val="22"/>
+        </w:rPr>
+        <w:t>.</w:t>
+      </w:r>
+      <w:r>
+        <w:rPr>
+          <w:b w:val="0"/>
+          <w:bCs w:val="0"/>
+          <w:sz w:val="22"/>
+          <w:szCs w:val="22"/>
+        </w:rPr>
+        <w:t xml:space="preserve"> Netoff, Alexander B</w:t>
+      </w:r>
+      <w:r>
+        <w:rPr>
+          <w:b w:val="0"/>
+          <w:bCs w:val="0"/>
+          <w:sz w:val="22"/>
+          <w:szCs w:val="22"/>
+        </w:rPr>
+        <w:t>.</w:t>
+      </w:r>
+      <w:r>
+        <w:rPr>
+          <w:b w:val="0"/>
+          <w:bCs w:val="0"/>
+          <w:sz w:val="22"/>
+          <w:szCs w:val="22"/>
+        </w:rPr>
+        <w:t xml:space="preserve"> Herman, David P</w:t>
+      </w:r>
+      <w:r>
+        <w:rPr>
+          <w:b w:val="0"/>
+          <w:bCs w:val="0"/>
+          <w:sz w:val="22"/>
+          <w:szCs w:val="22"/>
+        </w:rPr>
+        <w:t>.</w:t>
+      </w:r>
+      <w:r>
+        <w:rPr>
+          <w:b w:val="0"/>
+          <w:bCs w:val="0"/>
+          <w:sz w:val="22"/>
+          <w:szCs w:val="22"/>
+        </w:rPr>
+        <w:t xml:space="preserve"> Darrow</w:t>
+      </w:r>
+      <w:r>
+        <w:rPr>
+          <w:b w:val="0"/>
+          <w:bCs w:val="0"/>
+          <w:sz w:val="22"/>
+          <w:szCs w:val="22"/>
+        </w:rPr>
+        <w:t>.</w:t>
+      </w:r>
+      <w:r>
+        <w:rPr>
+          <w:b w:val="0"/>
+          <w:bCs w:val="0"/>
+          <w:sz w:val="22"/>
+          <w:szCs w:val="22"/>
+        </w:rPr>
+        <w:t xml:space="preserve"> 2022. </w:t>
+      </w:r>
+      <w:r>
+        <w:rPr>
+          <w:b w:val="0"/>
+          <w:bCs w:val="0"/>
+          <w:sz w:val="22"/>
+          <w:szCs w:val="22"/>
+        </w:rPr>
+        <w:t>Personalizing Dual-Target Cortical Stimulation with Bayesian Parameter Optimization Successfully Treats Central Post-Stroke Pain: A Case Report</w:t>
+      </w:r>
+      <w:r>
+        <w:rPr>
+          <w:b w:val="0"/>
+          <w:bCs w:val="0"/>
           <w:sz w:val="22"/>
           <w:szCs w:val="22"/>
         </w:rPr>
         <w:t xml:space="preserve"> </w:t>
-      </w:r>
-      <w:r>
-        <w:rPr>
-          <w:b w:val="0"/>
-          <w:bCs w:val="0"/>
-          <w:color w:val="000000" w:themeColor="text1"/>
-          <w:sz w:val="22"/>
-          <w:szCs w:val="22"/>
-        </w:rPr>
-        <w:t xml:space="preserve">Long-term ecological assessment of intracranial electrophysiology synchronized to behavioral markers in obsessive-compulsive disorder </w:t>
       </w:r>
       <w:r>
         <w:rPr>
@@ -3025,11 +3079,10 @@
           <w:bCs w:val="0"/>
           <w:i/>
           <w:iCs/>
-          <w:color w:val="000000"/>
-          <w:sz w:val="22"/>
-          <w:szCs w:val="22"/>
-        </w:rPr>
-        <w:t>(Nature Medicine)</w:t>
+          <w:sz w:val="22"/>
+          <w:szCs w:val="22"/>
+        </w:rPr>
+        <w:t>(Brain Sciences)</w:t>
       </w:r>
       <w:r>
         <w:rPr>
@@ -3052,13 +3105,14 @@
         </w:numPr>
         <w:ind w:left="360" w:hanging="270"/>
         <w:rPr>
-          <w:sz w:val="22"/>
-          <w:szCs w:val="22"/>
-        </w:rPr>
-      </w:pPr>
-      <w:r>
-        <w:rPr>
-          <w:color w:val="000000" w:themeColor="text1"/>
+          <w:b w:val="0"/>
+          <w:bCs w:val="0"/>
+          <w:sz w:val="22"/>
+          <w:szCs w:val="22"/>
+        </w:rPr>
+      </w:pPr>
+      <w:r>
+        <w:rPr>
           <w:sz w:val="22"/>
           <w:szCs w:val="22"/>
         </w:rPr>
@@ -3068,137 +3122,15 @@
         <w:rPr>
           <w:b w:val="0"/>
           <w:bCs w:val="0"/>
-          <w:color w:val="000000" w:themeColor="text1"/>
-          <w:sz w:val="22"/>
-          <w:szCs w:val="22"/>
-          <w:vertAlign w:val="superscript"/>
-        </w:rPr>
-        <w:t>†</w:t>
-      </w:r>
-      <w:r>
-        <w:rPr>
-          <w:b w:val="0"/>
-          <w:bCs w:val="0"/>
-          <w:color w:val="000000" w:themeColor="text1"/>
-          <w:sz w:val="22"/>
-          <w:szCs w:val="22"/>
-        </w:rPr>
-        <w:t>, Nicole R. Provenza</w:t>
-      </w:r>
-      <w:r>
-        <w:rPr>
-          <w:b w:val="0"/>
-          <w:bCs w:val="0"/>
-          <w:color w:val="000000" w:themeColor="text1"/>
-          <w:sz w:val="22"/>
-          <w:szCs w:val="22"/>
-          <w:vertAlign w:val="superscript"/>
-        </w:rPr>
-        <w:t>†</w:t>
-      </w:r>
-      <w:r>
-        <w:rPr>
-          <w:b w:val="0"/>
-          <w:bCs w:val="0"/>
-          <w:color w:val="000000" w:themeColor="text1"/>
-          <w:sz w:val="22"/>
-          <w:szCs w:val="22"/>
-        </w:rPr>
-        <w:t xml:space="preserve">, Jonathan S. Calvert, </w:t>
-      </w:r>
-      <w:proofErr w:type="spellStart"/>
-      <w:r>
-        <w:rPr>
-          <w:b w:val="0"/>
-          <w:bCs w:val="0"/>
-          <w:color w:val="000000" w:themeColor="text1"/>
-          <w:sz w:val="22"/>
-          <w:szCs w:val="22"/>
-        </w:rPr>
-        <w:t>Ro’ee</w:t>
-      </w:r>
-      <w:proofErr w:type="spellEnd"/>
-      <w:r>
-        <w:rPr>
-          <w:b w:val="0"/>
-          <w:bCs w:val="0"/>
-          <w:color w:val="000000" w:themeColor="text1"/>
-          <w:sz w:val="22"/>
-          <w:szCs w:val="22"/>
-        </w:rPr>
-        <w:t xml:space="preserve"> </w:t>
-      </w:r>
-      <w:proofErr w:type="spellStart"/>
-      <w:r>
-        <w:rPr>
-          <w:b w:val="0"/>
-          <w:bCs w:val="0"/>
-          <w:color w:val="000000" w:themeColor="text1"/>
-          <w:sz w:val="22"/>
-          <w:szCs w:val="22"/>
-        </w:rPr>
-        <w:t>Gilron</w:t>
-      </w:r>
-      <w:proofErr w:type="spellEnd"/>
-      <w:r>
-        <w:rPr>
-          <w:b w:val="0"/>
-          <w:bCs w:val="0"/>
-          <w:color w:val="000000" w:themeColor="text1"/>
-          <w:sz w:val="22"/>
-          <w:szCs w:val="22"/>
-        </w:rPr>
-        <w:t xml:space="preserve">, Anusha B. </w:t>
-      </w:r>
-      <w:proofErr w:type="spellStart"/>
-      <w:r>
-        <w:rPr>
-          <w:b w:val="0"/>
-          <w:bCs w:val="0"/>
-          <w:color w:val="000000" w:themeColor="text1"/>
-          <w:sz w:val="22"/>
-          <w:szCs w:val="22"/>
-        </w:rPr>
-        <w:t>Allawala</w:t>
-      </w:r>
-      <w:proofErr w:type="spellEnd"/>
-      <w:r>
-        <w:rPr>
-          <w:b w:val="0"/>
-          <w:bCs w:val="0"/>
-          <w:color w:val="000000" w:themeColor="text1"/>
-          <w:sz w:val="22"/>
-          <w:szCs w:val="22"/>
-        </w:rPr>
-        <w:t xml:space="preserve">, Radu Darie, Sohail Syed, Evan Matteson, Gregory S. Vogt, Michelle Avendano-Ortega, Ana C. Vasquez, Nithya Ramakrishnan, Denise N. Oswalt, Kelly R. </w:t>
-      </w:r>
-      <w:proofErr w:type="spellStart"/>
-      <w:r>
-        <w:rPr>
-          <w:b w:val="0"/>
-          <w:bCs w:val="0"/>
-          <w:color w:val="000000" w:themeColor="text1"/>
-          <w:sz w:val="22"/>
-          <w:szCs w:val="22"/>
-        </w:rPr>
-        <w:t>Bijanki</w:t>
-      </w:r>
-      <w:proofErr w:type="spellEnd"/>
-      <w:r>
-        <w:rPr>
-          <w:b w:val="0"/>
-          <w:bCs w:val="0"/>
-          <w:color w:val="000000" w:themeColor="text1"/>
-          <w:sz w:val="22"/>
-          <w:szCs w:val="22"/>
-        </w:rPr>
-        <w:t>, Robert Wilt, Philip A. Starr, Sameer A. Sheth, Wayne K. Goodman, Matthew T. Harrison, David A. Borton</w:t>
-      </w:r>
-      <w:r>
-        <w:rPr>
-          <w:b w:val="0"/>
-          <w:bCs w:val="0"/>
-          <w:color w:val="000000" w:themeColor="text1"/>
+          <w:sz w:val="22"/>
+          <w:szCs w:val="22"/>
+        </w:rPr>
+        <w:t>, Nicole R. Provenza, Matthew T. Harrison, David A. Borton</w:t>
+      </w:r>
+      <w:r>
+        <w:rPr>
+          <w:b w:val="0"/>
+          <w:bCs w:val="0"/>
           <w:sz w:val="22"/>
           <w:szCs w:val="22"/>
         </w:rPr>
@@ -3206,41 +3138,35 @@
       </w:r>
       <w:r>
         <w:rPr>
-          <w:color w:val="000000" w:themeColor="text1"/>
-          <w:sz w:val="22"/>
-          <w:szCs w:val="22"/>
-        </w:rPr>
-        <w:t xml:space="preserve"> </w:t>
-      </w:r>
-      <w:r>
-        <w:rPr>
-          <w:b w:val="0"/>
-          <w:bCs w:val="0"/>
-          <w:color w:val="000000" w:themeColor="text1"/>
-          <w:sz w:val="22"/>
-          <w:szCs w:val="22"/>
-        </w:rPr>
-        <w:t>2021.</w:t>
-      </w:r>
-      <w:r>
-        <w:rPr>
-          <w:color w:val="000000" w:themeColor="text1"/>
-          <w:sz w:val="22"/>
-          <w:szCs w:val="22"/>
-        </w:rPr>
-        <w:t xml:space="preserve"> </w:t>
-      </w:r>
-      <w:r>
-        <w:rPr>
-          <w:b w:val="0"/>
-          <w:bCs w:val="0"/>
-          <w:sz w:val="22"/>
-          <w:szCs w:val="22"/>
-        </w:rPr>
-        <w:t>Uncovering biomarkers during therapeutic neuromodulation with PARRM: Period-based Artifact Reconstruction and Removal Method</w:t>
-      </w:r>
-      <w:r>
-        <w:rPr>
+          <w:b w:val="0"/>
+          <w:bCs w:val="0"/>
+          <w:sz w:val="22"/>
+          <w:szCs w:val="22"/>
+        </w:rPr>
+        <w:t xml:space="preserve"> 2021. </w:t>
+      </w:r>
+      <w:r>
+        <w:rPr>
+          <w:b w:val="0"/>
+          <w:bCs w:val="0"/>
+          <w:sz w:val="22"/>
+          <w:szCs w:val="22"/>
+        </w:rPr>
+        <w:t>How do packet losses affect measures of averaged neural signals</w:t>
+      </w:r>
+      <w:r>
+        <w:rPr>
+          <w:b w:val="0"/>
+          <w:bCs w:val="0"/>
+          <w:sz w:val="22"/>
+          <w:szCs w:val="22"/>
+        </w:rPr>
+        <w:t>?</w:t>
+      </w:r>
+      <w:r>
+        <w:rPr>
+          <w:b w:val="0"/>
+          <w:bCs w:val="0"/>
           <w:sz w:val="22"/>
           <w:szCs w:val="22"/>
         </w:rPr>
@@ -3252,11 +3178,10 @@
           <w:bCs w:val="0"/>
           <w:i/>
           <w:iCs/>
-          <w:color w:val="000000" w:themeColor="text1"/>
-          <w:sz w:val="22"/>
-          <w:szCs w:val="22"/>
-        </w:rPr>
-        <w:t>(</w:t>
+          <w:sz w:val="22"/>
+          <w:szCs w:val="22"/>
+        </w:rPr>
+        <w:t>(EMBC 2021)</w:t>
       </w:r>
       <w:r>
         <w:rPr>
@@ -3264,31 +3189,6 @@
           <w:bCs w:val="0"/>
           <w:i/>
           <w:iCs/>
-          <w:color w:val="000000" w:themeColor="text1"/>
-          <w:sz w:val="22"/>
-          <w:szCs w:val="22"/>
-        </w:rPr>
-        <w:t>Cell Reports Methods</w:t>
-      </w:r>
-      <w:r>
-        <w:rPr>
-          <w:b w:val="0"/>
-          <w:bCs w:val="0"/>
-          <w:i/>
-          <w:iCs/>
-          <w:color w:val="000000" w:themeColor="text1"/>
-          <w:sz w:val="22"/>
-          <w:szCs w:val="22"/>
-        </w:rPr>
-        <w:t>)</w:t>
-      </w:r>
-      <w:r>
-        <w:rPr>
-          <w:b w:val="0"/>
-          <w:bCs w:val="0"/>
-          <w:i/>
-          <w:iCs/>
-          <w:color w:val="000000" w:themeColor="text1"/>
           <w:sz w:val="22"/>
           <w:szCs w:val="22"/>
         </w:rPr>
@@ -3314,131 +3214,135 @@
         <w:rPr>
           <w:b w:val="0"/>
           <w:bCs w:val="0"/>
-          <w:sz w:val="22"/>
-          <w:szCs w:val="22"/>
-        </w:rPr>
-        <w:t xml:space="preserve">Nicole R. Provenza, Luiz Fernando Fracassi Gelin, </w:t>
+          <w:color w:val="000000" w:themeColor="text1"/>
+          <w:sz w:val="22"/>
+          <w:szCs w:val="22"/>
+        </w:rPr>
+        <w:t xml:space="preserve">Nicole R. Provenza, Sameer A. Sheth, </w:t>
+      </w:r>
+      <w:r>
+        <w:rPr>
+          <w:color w:val="000000" w:themeColor="text1"/>
+          <w:sz w:val="22"/>
+          <w:szCs w:val="22"/>
+        </w:rPr>
+        <w:t>Evan M. Dastin-van Rijn</w:t>
+      </w:r>
+      <w:r>
+        <w:rPr>
+          <w:b w:val="0"/>
+          <w:bCs w:val="0"/>
+          <w:color w:val="000000" w:themeColor="text1"/>
+          <w:sz w:val="22"/>
+          <w:szCs w:val="22"/>
+        </w:rPr>
+        <w:t xml:space="preserve">, Raissa K. Mathura, Yaohan Ding, Gregory S. Vogt, Michelle Avendano-Ortega, Nithya Ramakrishnan, Noam Peled, Luiz Fernando Fracassi Gelin, David Xing, Laszlo A. Jeni, </w:t>
       </w:r>
       <w:proofErr w:type="spellStart"/>
       <w:r>
         <w:rPr>
           <w:b w:val="0"/>
           <w:bCs w:val="0"/>
-          <w:sz w:val="22"/>
-          <w:szCs w:val="22"/>
-        </w:rPr>
-        <w:t>Wasita</w:t>
+          <w:color w:val="000000" w:themeColor="text1"/>
+          <w:sz w:val="22"/>
+          <w:szCs w:val="22"/>
+        </w:rPr>
+        <w:t>Itir</w:t>
       </w:r>
       <w:proofErr w:type="spellEnd"/>
       <w:r>
         <w:rPr>
           <w:b w:val="0"/>
           <w:bCs w:val="0"/>
+          <w:color w:val="000000" w:themeColor="text1"/>
+          <w:sz w:val="22"/>
+          <w:szCs w:val="22"/>
+        </w:rPr>
+        <w:t xml:space="preserve"> Onal Ertugrul, Adriel Barrios-Anderson, Evan Matteson, Andrew D. Wiese, </w:t>
+      </w:r>
+      <w:proofErr w:type="spellStart"/>
+      <w:r>
+        <w:rPr>
+          <w:b w:val="0"/>
+          <w:bCs w:val="0"/>
+          <w:color w:val="000000" w:themeColor="text1"/>
+          <w:sz w:val="22"/>
+          <w:szCs w:val="22"/>
+        </w:rPr>
+        <w:t>Junqian</w:t>
+      </w:r>
+      <w:proofErr w:type="spellEnd"/>
+      <w:r>
+        <w:rPr>
+          <w:b w:val="0"/>
+          <w:bCs w:val="0"/>
+          <w:color w:val="000000" w:themeColor="text1"/>
+          <w:sz w:val="22"/>
+          <w:szCs w:val="22"/>
+        </w:rPr>
+        <w:t xml:space="preserve"> Xu, Ashwin Viswanathan, Kelly R. </w:t>
+      </w:r>
+      <w:proofErr w:type="spellStart"/>
+      <w:r>
+        <w:rPr>
+          <w:b w:val="0"/>
+          <w:bCs w:val="0"/>
+          <w:color w:val="000000" w:themeColor="text1"/>
+          <w:sz w:val="22"/>
+          <w:szCs w:val="22"/>
+        </w:rPr>
+        <w:t>Bijanki</w:t>
+      </w:r>
+      <w:proofErr w:type="spellEnd"/>
+      <w:r>
+        <w:rPr>
+          <w:b w:val="0"/>
+          <w:bCs w:val="0"/>
+          <w:color w:val="000000" w:themeColor="text1"/>
+          <w:sz w:val="22"/>
+          <w:szCs w:val="22"/>
+        </w:rPr>
+        <w:t>, Eric A. Storch, Jeffrey F. Cohn, Wayne K. Goodman, David A. Borton</w:t>
+      </w:r>
+      <w:r>
+        <w:rPr>
+          <w:b w:val="0"/>
+          <w:bCs w:val="0"/>
+          <w:color w:val="000000"/>
+          <w:sz w:val="22"/>
+          <w:szCs w:val="22"/>
+        </w:rPr>
+        <w:t>.</w:t>
+      </w:r>
+      <w:r>
+        <w:rPr>
+          <w:b w:val="0"/>
+          <w:bCs w:val="0"/>
+          <w:color w:val="000000"/>
+          <w:sz w:val="22"/>
+          <w:szCs w:val="22"/>
+        </w:rPr>
+        <w:t xml:space="preserve"> 2021.</w:t>
+      </w:r>
+      <w:r>
+        <w:rPr>
+          <w:b w:val="0"/>
+          <w:bCs w:val="0"/>
+          <w:color w:val="000000"/>
           <w:sz w:val="22"/>
           <w:szCs w:val="22"/>
         </w:rPr>
         <w:t xml:space="preserve"> </w:t>
       </w:r>
-      <w:proofErr w:type="spellStart"/>
-      <w:r>
-        <w:rPr>
-          <w:b w:val="0"/>
-          <w:bCs w:val="0"/>
-          <w:sz w:val="22"/>
-          <w:szCs w:val="22"/>
-        </w:rPr>
-        <w:t>Mahaphanit</w:t>
-      </w:r>
-      <w:proofErr w:type="spellEnd"/>
-      <w:r>
-        <w:rPr>
-          <w:b w:val="0"/>
-          <w:bCs w:val="0"/>
-          <w:sz w:val="22"/>
-          <w:szCs w:val="22"/>
-        </w:rPr>
-        <w:t xml:space="preserve">, Mary C. McGrath, </w:t>
-      </w:r>
-      <w:r>
-        <w:rPr>
-          <w:sz w:val="22"/>
-          <w:szCs w:val="22"/>
-        </w:rPr>
-        <w:t>Evan M. Dastin-van Rijn</w:t>
-      </w:r>
-      <w:r>
-        <w:rPr>
-          <w:b w:val="0"/>
-          <w:bCs w:val="0"/>
-          <w:sz w:val="22"/>
-          <w:szCs w:val="22"/>
-        </w:rPr>
-        <w:t xml:space="preserve">, </w:t>
-      </w:r>
-      <w:proofErr w:type="spellStart"/>
-      <w:r>
-        <w:rPr>
-          <w:b w:val="0"/>
-          <w:bCs w:val="0"/>
-          <w:sz w:val="22"/>
-          <w:szCs w:val="22"/>
-        </w:rPr>
-        <w:t>Yunshu</w:t>
-      </w:r>
-      <w:proofErr w:type="spellEnd"/>
-      <w:r>
-        <w:rPr>
-          <w:b w:val="0"/>
-          <w:bCs w:val="0"/>
-          <w:sz w:val="22"/>
-          <w:szCs w:val="22"/>
-        </w:rPr>
-        <w:t xml:space="preserve"> Fan, Rashi Dhar, Michael J. Frank, Maria I. Restrepo, Wayne K. Goodman, David A. Borton</w:t>
-      </w:r>
-      <w:r>
-        <w:rPr>
-          <w:b w:val="0"/>
-          <w:bCs w:val="0"/>
-          <w:sz w:val="22"/>
-          <w:szCs w:val="22"/>
-        </w:rPr>
-        <w:t>.</w:t>
-      </w:r>
-      <w:r>
-        <w:rPr>
-          <w:b w:val="0"/>
-          <w:bCs w:val="0"/>
-          <w:sz w:val="22"/>
-          <w:szCs w:val="22"/>
-        </w:rPr>
-        <w:t xml:space="preserve"> 2021.</w:t>
-      </w:r>
-      <w:r>
-        <w:rPr>
-          <w:b w:val="0"/>
-          <w:bCs w:val="0"/>
-          <w:sz w:val="22"/>
-          <w:szCs w:val="22"/>
-        </w:rPr>
-        <w:t xml:space="preserve"> </w:t>
-      </w:r>
-      <w:r>
-        <w:rPr>
-          <w:b w:val="0"/>
-          <w:bCs w:val="0"/>
-          <w:sz w:val="22"/>
-          <w:szCs w:val="22"/>
-        </w:rPr>
-        <w:t>Honeycomb: a template for reproducible psychophysiological tasks for clinic, laboratory, and home use</w:t>
-      </w:r>
-      <w:r>
-        <w:rPr>
-          <w:b w:val="0"/>
-          <w:bCs w:val="0"/>
-          <w:sz w:val="22"/>
-          <w:szCs w:val="22"/>
-        </w:rPr>
-        <w:t xml:space="preserve">. </w:t>
+      <w:r>
+        <w:rPr>
+          <w:b w:val="0"/>
+          <w:bCs w:val="0"/>
+          <w:color w:val="000000" w:themeColor="text1"/>
+          <w:sz w:val="22"/>
+          <w:szCs w:val="22"/>
+        </w:rPr>
+        <w:t xml:space="preserve">Long-term ecological assessment of intracranial electrophysiology synchronized to behavioral markers in obsessive-compulsive disorder </w:t>
       </w:r>
       <w:r>
         <w:rPr>
@@ -3450,7 +3354,416 @@
           <w:sz w:val="22"/>
           <w:szCs w:val="22"/>
         </w:rPr>
+        <w:t>(Nature Medicine)</w:t>
+      </w:r>
+      <w:r>
+        <w:rPr>
+          <w:b w:val="0"/>
+          <w:bCs w:val="0"/>
+          <w:i/>
+          <w:iCs/>
+          <w:sz w:val="22"/>
+          <w:szCs w:val="22"/>
+        </w:rPr>
+        <w:br/>
+      </w:r>
+    </w:p>
+    <w:p>
+      <w:pPr>
+        <w:pStyle w:val="Heading1"/>
+        <w:numPr>
+          <w:ilvl w:val="0"/>
+          <w:numId w:val="3"/>
+        </w:numPr>
+        <w:ind w:left="360" w:hanging="270"/>
+        <w:rPr>
+          <w:sz w:val="22"/>
+          <w:szCs w:val="22"/>
+        </w:rPr>
+      </w:pPr>
+      <w:r>
+        <w:rPr>
+          <w:color w:val="000000" w:themeColor="text1"/>
+          <w:sz w:val="22"/>
+          <w:szCs w:val="22"/>
+        </w:rPr>
+        <w:t>Evan M. Dastin-van Rijn</w:t>
+      </w:r>
+      <w:r>
+        <w:rPr>
+          <w:b w:val="0"/>
+          <w:bCs w:val="0"/>
+          <w:color w:val="000000" w:themeColor="text1"/>
+          <w:sz w:val="22"/>
+          <w:szCs w:val="22"/>
+          <w:vertAlign w:val="superscript"/>
+        </w:rPr>
+        <w:t>†</w:t>
+      </w:r>
+      <w:r>
+        <w:rPr>
+          <w:b w:val="0"/>
+          <w:bCs w:val="0"/>
+          <w:color w:val="000000" w:themeColor="text1"/>
+          <w:sz w:val="22"/>
+          <w:szCs w:val="22"/>
+        </w:rPr>
+        <w:t>, Nicole R. Provenza</w:t>
+      </w:r>
+      <w:r>
+        <w:rPr>
+          <w:b w:val="0"/>
+          <w:bCs w:val="0"/>
+          <w:color w:val="000000" w:themeColor="text1"/>
+          <w:sz w:val="22"/>
+          <w:szCs w:val="22"/>
+          <w:vertAlign w:val="superscript"/>
+        </w:rPr>
+        <w:t>†</w:t>
+      </w:r>
+      <w:r>
+        <w:rPr>
+          <w:b w:val="0"/>
+          <w:bCs w:val="0"/>
+          <w:color w:val="000000" w:themeColor="text1"/>
+          <w:sz w:val="22"/>
+          <w:szCs w:val="22"/>
+        </w:rPr>
+        <w:t xml:space="preserve">, Jonathan S. Calvert, </w:t>
+      </w:r>
+      <w:proofErr w:type="spellStart"/>
+      <w:r>
+        <w:rPr>
+          <w:b w:val="0"/>
+          <w:bCs w:val="0"/>
+          <w:color w:val="000000" w:themeColor="text1"/>
+          <w:sz w:val="22"/>
+          <w:szCs w:val="22"/>
+        </w:rPr>
+        <w:t>Ro’ee</w:t>
+      </w:r>
+      <w:proofErr w:type="spellEnd"/>
+      <w:r>
+        <w:rPr>
+          <w:b w:val="0"/>
+          <w:bCs w:val="0"/>
+          <w:color w:val="000000" w:themeColor="text1"/>
+          <w:sz w:val="22"/>
+          <w:szCs w:val="22"/>
+        </w:rPr>
+        <w:t xml:space="preserve"> </w:t>
+      </w:r>
+      <w:proofErr w:type="spellStart"/>
+      <w:r>
+        <w:rPr>
+          <w:b w:val="0"/>
+          <w:bCs w:val="0"/>
+          <w:color w:val="000000" w:themeColor="text1"/>
+          <w:sz w:val="22"/>
+          <w:szCs w:val="22"/>
+        </w:rPr>
+        <w:t>Gilron</w:t>
+      </w:r>
+      <w:proofErr w:type="spellEnd"/>
+      <w:r>
+        <w:rPr>
+          <w:b w:val="0"/>
+          <w:bCs w:val="0"/>
+          <w:color w:val="000000" w:themeColor="text1"/>
+          <w:sz w:val="22"/>
+          <w:szCs w:val="22"/>
+        </w:rPr>
+        <w:t xml:space="preserve">, Anusha B. </w:t>
+      </w:r>
+      <w:proofErr w:type="spellStart"/>
+      <w:r>
+        <w:rPr>
+          <w:b w:val="0"/>
+          <w:bCs w:val="0"/>
+          <w:color w:val="000000" w:themeColor="text1"/>
+          <w:sz w:val="22"/>
+          <w:szCs w:val="22"/>
+        </w:rPr>
+        <w:t>Allawala</w:t>
+      </w:r>
+      <w:proofErr w:type="spellEnd"/>
+      <w:r>
+        <w:rPr>
+          <w:b w:val="0"/>
+          <w:bCs w:val="0"/>
+          <w:color w:val="000000" w:themeColor="text1"/>
+          <w:sz w:val="22"/>
+          <w:szCs w:val="22"/>
+        </w:rPr>
+        <w:t xml:space="preserve">, Radu Darie, Sohail Syed, Evan Matteson, Gregory S. Vogt, Michelle Avendano-Ortega, Ana C. Vasquez, Nithya Ramakrishnan, Denise N. Oswalt, Kelly R. </w:t>
+      </w:r>
+      <w:proofErr w:type="spellStart"/>
+      <w:r>
+        <w:rPr>
+          <w:b w:val="0"/>
+          <w:bCs w:val="0"/>
+          <w:color w:val="000000" w:themeColor="text1"/>
+          <w:sz w:val="22"/>
+          <w:szCs w:val="22"/>
+        </w:rPr>
+        <w:t>Bijanki</w:t>
+      </w:r>
+      <w:proofErr w:type="spellEnd"/>
+      <w:r>
+        <w:rPr>
+          <w:b w:val="0"/>
+          <w:bCs w:val="0"/>
+          <w:color w:val="000000" w:themeColor="text1"/>
+          <w:sz w:val="22"/>
+          <w:szCs w:val="22"/>
+        </w:rPr>
+        <w:t>, Robert Wilt, Philip A. Starr, Sameer A. Sheth, Wayne K. Goodman, Matthew T. Harrison, David A. Borton</w:t>
+      </w:r>
+      <w:r>
+        <w:rPr>
+          <w:b w:val="0"/>
+          <w:bCs w:val="0"/>
+          <w:color w:val="000000" w:themeColor="text1"/>
+          <w:sz w:val="22"/>
+          <w:szCs w:val="22"/>
+        </w:rPr>
+        <w:t>.</w:t>
+      </w:r>
+      <w:r>
+        <w:rPr>
+          <w:color w:val="000000" w:themeColor="text1"/>
+          <w:sz w:val="22"/>
+          <w:szCs w:val="22"/>
+        </w:rPr>
+        <w:t xml:space="preserve"> </w:t>
+      </w:r>
+      <w:r>
+        <w:rPr>
+          <w:b w:val="0"/>
+          <w:bCs w:val="0"/>
+          <w:color w:val="000000" w:themeColor="text1"/>
+          <w:sz w:val="22"/>
+          <w:szCs w:val="22"/>
+        </w:rPr>
+        <w:t>2021.</w:t>
+      </w:r>
+      <w:r>
+        <w:rPr>
+          <w:color w:val="000000" w:themeColor="text1"/>
+          <w:sz w:val="22"/>
+          <w:szCs w:val="22"/>
+        </w:rPr>
+        <w:t xml:space="preserve"> </w:t>
+      </w:r>
+      <w:r>
+        <w:rPr>
+          <w:b w:val="0"/>
+          <w:bCs w:val="0"/>
+          <w:sz w:val="22"/>
+          <w:szCs w:val="22"/>
+        </w:rPr>
+        <w:t>Uncovering biomarkers during therapeutic neuromodulation with PARRM: Period-based Artifact Reconstruction and Removal Method</w:t>
+      </w:r>
+      <w:r>
+        <w:rPr>
+          <w:sz w:val="22"/>
+          <w:szCs w:val="22"/>
+        </w:rPr>
+        <w:t xml:space="preserve"> </w:t>
+      </w:r>
+      <w:r>
+        <w:rPr>
+          <w:b w:val="0"/>
+          <w:bCs w:val="0"/>
+          <w:i/>
+          <w:iCs/>
+          <w:color w:val="000000" w:themeColor="text1"/>
+          <w:sz w:val="22"/>
+          <w:szCs w:val="22"/>
+        </w:rPr>
         <w:t>(</w:t>
+      </w:r>
+      <w:r>
+        <w:rPr>
+          <w:b w:val="0"/>
+          <w:bCs w:val="0"/>
+          <w:i/>
+          <w:iCs/>
+          <w:color w:val="000000" w:themeColor="text1"/>
+          <w:sz w:val="22"/>
+          <w:szCs w:val="22"/>
+        </w:rPr>
+        <w:t>Cell Reports Methods</w:t>
+      </w:r>
+      <w:r>
+        <w:rPr>
+          <w:b w:val="0"/>
+          <w:bCs w:val="0"/>
+          <w:i/>
+          <w:iCs/>
+          <w:color w:val="000000" w:themeColor="text1"/>
+          <w:sz w:val="22"/>
+          <w:szCs w:val="22"/>
+        </w:rPr>
+        <w:t>)</w:t>
+      </w:r>
+      <w:r>
+        <w:rPr>
+          <w:b w:val="0"/>
+          <w:bCs w:val="0"/>
+          <w:i/>
+          <w:iCs/>
+          <w:color w:val="000000" w:themeColor="text1"/>
+          <w:sz w:val="22"/>
+          <w:szCs w:val="22"/>
+        </w:rPr>
+        <w:br/>
+      </w:r>
+    </w:p>
+    <w:p>
+      <w:pPr>
+        <w:pStyle w:val="Heading1"/>
+        <w:numPr>
+          <w:ilvl w:val="0"/>
+          <w:numId w:val="3"/>
+        </w:numPr>
+        <w:ind w:left="360" w:hanging="270"/>
+        <w:rPr>
+          <w:b w:val="0"/>
+          <w:bCs w:val="0"/>
+          <w:sz w:val="22"/>
+          <w:szCs w:val="22"/>
+        </w:rPr>
+      </w:pPr>
+      <w:r>
+        <w:rPr>
+          <w:b w:val="0"/>
+          <w:bCs w:val="0"/>
+          <w:sz w:val="22"/>
+          <w:szCs w:val="22"/>
+        </w:rPr>
+        <w:t xml:space="preserve">Nicole R. Provenza, Luiz Fernando Fracassi Gelin, </w:t>
+      </w:r>
+      <w:proofErr w:type="spellStart"/>
+      <w:r>
+        <w:rPr>
+          <w:b w:val="0"/>
+          <w:bCs w:val="0"/>
+          <w:sz w:val="22"/>
+          <w:szCs w:val="22"/>
+        </w:rPr>
+        <w:t>Wasita</w:t>
+      </w:r>
+      <w:proofErr w:type="spellEnd"/>
+      <w:r>
+        <w:rPr>
+          <w:b w:val="0"/>
+          <w:bCs w:val="0"/>
+          <w:sz w:val="22"/>
+          <w:szCs w:val="22"/>
+        </w:rPr>
+        <w:t xml:space="preserve"> </w:t>
+      </w:r>
+      <w:proofErr w:type="spellStart"/>
+      <w:r>
+        <w:rPr>
+          <w:b w:val="0"/>
+          <w:bCs w:val="0"/>
+          <w:sz w:val="22"/>
+          <w:szCs w:val="22"/>
+        </w:rPr>
+        <w:t>Mahaphanit</w:t>
+      </w:r>
+      <w:proofErr w:type="spellEnd"/>
+      <w:r>
+        <w:rPr>
+          <w:b w:val="0"/>
+          <w:bCs w:val="0"/>
+          <w:sz w:val="22"/>
+          <w:szCs w:val="22"/>
+        </w:rPr>
+        <w:t xml:space="preserve">, Mary C. McGrath, </w:t>
+      </w:r>
+      <w:r>
+        <w:rPr>
+          <w:sz w:val="22"/>
+          <w:szCs w:val="22"/>
+        </w:rPr>
+        <w:t>Evan M. Dastin-van Rijn</w:t>
+      </w:r>
+      <w:r>
+        <w:rPr>
+          <w:b w:val="0"/>
+          <w:bCs w:val="0"/>
+          <w:sz w:val="22"/>
+          <w:szCs w:val="22"/>
+        </w:rPr>
+        <w:t xml:space="preserve">, </w:t>
+      </w:r>
+      <w:proofErr w:type="spellStart"/>
+      <w:r>
+        <w:rPr>
+          <w:b w:val="0"/>
+          <w:bCs w:val="0"/>
+          <w:sz w:val="22"/>
+          <w:szCs w:val="22"/>
+        </w:rPr>
+        <w:t>Yunshu</w:t>
+      </w:r>
+      <w:proofErr w:type="spellEnd"/>
+      <w:r>
+        <w:rPr>
+          <w:b w:val="0"/>
+          <w:bCs w:val="0"/>
+          <w:sz w:val="22"/>
+          <w:szCs w:val="22"/>
+        </w:rPr>
+        <w:t xml:space="preserve"> Fan, Rashi Dhar, Michael J. Frank, Maria I. Restrepo, Wayne K. Goodman, David A. Borton</w:t>
+      </w:r>
+      <w:r>
+        <w:rPr>
+          <w:b w:val="0"/>
+          <w:bCs w:val="0"/>
+          <w:sz w:val="22"/>
+          <w:szCs w:val="22"/>
+        </w:rPr>
+        <w:t>.</w:t>
+      </w:r>
+      <w:r>
+        <w:rPr>
+          <w:b w:val="0"/>
+          <w:bCs w:val="0"/>
+          <w:sz w:val="22"/>
+          <w:szCs w:val="22"/>
+        </w:rPr>
+        <w:t xml:space="preserve"> 2021.</w:t>
+      </w:r>
+      <w:r>
+        <w:rPr>
+          <w:b w:val="0"/>
+          <w:bCs w:val="0"/>
+          <w:sz w:val="22"/>
+          <w:szCs w:val="22"/>
+        </w:rPr>
+        <w:t xml:space="preserve"> </w:t>
+      </w:r>
+      <w:r>
+        <w:rPr>
+          <w:b w:val="0"/>
+          <w:bCs w:val="0"/>
+          <w:sz w:val="22"/>
+          <w:szCs w:val="22"/>
+        </w:rPr>
+        <w:t>Honeycomb: a template for reproducible psychophysiological tasks for clinic, laboratory, and home use</w:t>
+      </w:r>
+      <w:r>
+        <w:rPr>
+          <w:b w:val="0"/>
+          <w:bCs w:val="0"/>
+          <w:sz w:val="22"/>
+          <w:szCs w:val="22"/>
+        </w:rPr>
+        <w:t xml:space="preserve">. </w:t>
       </w:r>
       <w:r>
         <w:rPr>
@@ -3462,7 +3775,7 @@
           <w:sz w:val="22"/>
           <w:szCs w:val="22"/>
         </w:rPr>
-        <w:t>Brazilian Journal of Psychiatry</w:t>
+        <w:t>(</w:t>
       </w:r>
       <w:r>
         <w:rPr>
@@ -3474,6 +3787,18 @@
           <w:sz w:val="22"/>
           <w:szCs w:val="22"/>
         </w:rPr>
+        <w:t>Brazilian Journal of Psychiatry</w:t>
+      </w:r>
+      <w:r>
+        <w:rPr>
+          <w:b w:val="0"/>
+          <w:bCs w:val="0"/>
+          <w:i/>
+          <w:iCs/>
+          <w:color w:val="000000"/>
+          <w:sz w:val="22"/>
+          <w:szCs w:val="22"/>
+        </w:rPr>
         <w:t>)</w:t>
       </w:r>
     </w:p>
@@ -3534,73 +3859,23 @@
           <w:sz w:val="22"/>
           <w:szCs w:val="22"/>
         </w:rPr>
-        <w:t>Society for Neuroscience Annual Meeting 202</w:t>
-      </w:r>
-      <w:r>
-        <w:rPr>
-          <w:b/>
-          <w:bCs/>
-          <w:sz w:val="22"/>
-          <w:szCs w:val="22"/>
-        </w:rPr>
-        <w:t>4</w:t>
-      </w:r>
-      <w:r>
-        <w:rPr>
-          <w:b/>
-          <w:bCs/>
-          <w:sz w:val="22"/>
-          <w:szCs w:val="22"/>
-        </w:rPr>
-        <w:t xml:space="preserve">                                                          </w:t>
-      </w:r>
-      <w:r>
-        <w:rPr>
-          <w:b/>
-          <w:bCs/>
-          <w:sz w:val="22"/>
-          <w:szCs w:val="22"/>
-        </w:rPr>
-        <w:t xml:space="preserve"> </w:t>
-      </w:r>
-      <w:r>
-        <w:rPr>
-          <w:b/>
-          <w:bCs/>
-          <w:sz w:val="22"/>
-          <w:szCs w:val="22"/>
-        </w:rPr>
-        <w:t xml:space="preserve"> </w:t>
-      </w:r>
-      <w:r>
-        <w:rPr>
-          <w:b/>
-          <w:bCs/>
-          <w:sz w:val="22"/>
-          <w:szCs w:val="22"/>
-        </w:rPr>
-        <w:t xml:space="preserve">   </w:t>
-      </w:r>
-      <w:r>
-        <w:rPr>
-          <w:sz w:val="22"/>
-          <w:szCs w:val="22"/>
-        </w:rPr>
-        <w:t>October</w:t>
-      </w:r>
-      <w:r>
-        <w:rPr>
-          <w:sz w:val="22"/>
-          <w:szCs w:val="22"/>
-        </w:rPr>
-        <w:t xml:space="preserve"> 202</w:t>
-      </w:r>
-      <w:r>
-        <w:rPr>
-          <w:sz w:val="22"/>
-          <w:szCs w:val="22"/>
-        </w:rPr>
-        <w:t>4</w:t>
+        <w:t>Minnesota Neuromodulation Symposium 2025</w:t>
+      </w:r>
+      <w:r>
+        <w:rPr>
+          <w:b/>
+          <w:bCs/>
+          <w:sz w:val="22"/>
+          <w:szCs w:val="22"/>
+        </w:rPr>
+        <w:tab/>
+      </w:r>
+      <w:r>
+        <w:rPr>
+          <w:sz w:val="22"/>
+          <w:szCs w:val="22"/>
+        </w:rPr>
+        <w:t>April 2025</w:t>
       </w:r>
     </w:p>
     <w:p>
@@ -3619,6 +3894,73 @@
           <w:sz w:val="22"/>
           <w:szCs w:val="22"/>
         </w:rPr>
+        <w:t>“Acute effects of electrical stimulation on cognitive control” (</w:t>
+      </w:r>
+      <w:r>
+        <w:rPr>
+          <w:sz w:val="22"/>
+          <w:szCs w:val="22"/>
+        </w:rPr>
+        <w:t>Presenter</w:t>
+      </w:r>
+      <w:r>
+        <w:rPr>
+          <w:sz w:val="22"/>
+          <w:szCs w:val="22"/>
+        </w:rPr>
+        <w:t>)</w:t>
+      </w:r>
+      <w:r>
+        <w:rPr>
+          <w:b/>
+          <w:bCs/>
+          <w:sz w:val="22"/>
+          <w:szCs w:val="22"/>
+        </w:rPr>
+        <w:br/>
+      </w:r>
+      <w:r>
+        <w:rPr>
+          <w:b/>
+          <w:bCs/>
+          <w:sz w:val="22"/>
+          <w:szCs w:val="22"/>
+        </w:rPr>
+        <w:t>Minnesota Neuromodulation Symposium 2025</w:t>
+      </w:r>
+      <w:r>
+        <w:rPr>
+          <w:b/>
+          <w:bCs/>
+          <w:sz w:val="22"/>
+          <w:szCs w:val="22"/>
+        </w:rPr>
+        <w:tab/>
+      </w:r>
+      <w:r>
+        <w:rPr>
+          <w:sz w:val="22"/>
+          <w:szCs w:val="22"/>
+        </w:rPr>
+        <w:t>April 2025</w:t>
+      </w:r>
+    </w:p>
+    <w:p>
+      <w:pPr>
+        <w:tabs>
+          <w:tab w:val="left" w:pos="8370"/>
+        </w:tabs>
+        <w:ind w:left="270"/>
+        <w:rPr>
+          <w:sz w:val="22"/>
+          <w:szCs w:val="22"/>
+        </w:rPr>
+      </w:pPr>
+      <w:r>
+        <w:rPr>
+          <w:sz w:val="22"/>
+          <w:szCs w:val="22"/>
+        </w:rPr>
         <w:t>“</w:t>
       </w:r>
       <w:r>
@@ -3626,6 +3968,192 @@
           <w:sz w:val="22"/>
           <w:szCs w:val="22"/>
         </w:rPr>
+        <w:t>Detangling the neural circuits of striatal deep brain stimulation</w:t>
+      </w:r>
+      <w:r>
+        <w:rPr>
+          <w:sz w:val="22"/>
+          <w:szCs w:val="22"/>
+        </w:rPr>
+        <w:t>” (</w:t>
+      </w:r>
+      <w:r>
+        <w:rPr>
+          <w:sz w:val="22"/>
+          <w:szCs w:val="22"/>
+        </w:rPr>
+        <w:t>Co-author</w:t>
+      </w:r>
+      <w:r>
+        <w:rPr>
+          <w:sz w:val="22"/>
+          <w:szCs w:val="22"/>
+        </w:rPr>
+        <w:t>)</w:t>
+      </w:r>
+    </w:p>
+    <w:p>
+      <w:pPr>
+        <w:tabs>
+          <w:tab w:val="left" w:pos="8370"/>
+        </w:tabs>
+        <w:ind w:left="270"/>
+        <w:rPr>
+          <w:sz w:val="22"/>
+          <w:szCs w:val="22"/>
+        </w:rPr>
+      </w:pPr>
+      <w:r>
+        <w:rPr>
+          <w:b/>
+          <w:bCs/>
+          <w:sz w:val="22"/>
+          <w:szCs w:val="22"/>
+        </w:rPr>
+        <w:t>Minnesota Neuromodulation Symposium 2025</w:t>
+      </w:r>
+      <w:r>
+        <w:rPr>
+          <w:b/>
+          <w:bCs/>
+          <w:sz w:val="22"/>
+          <w:szCs w:val="22"/>
+        </w:rPr>
+        <w:tab/>
+      </w:r>
+      <w:r>
+        <w:rPr>
+          <w:sz w:val="22"/>
+          <w:szCs w:val="22"/>
+        </w:rPr>
+        <w:t>April 2025</w:t>
+      </w:r>
+    </w:p>
+    <w:p>
+      <w:pPr>
+        <w:tabs>
+          <w:tab w:val="left" w:pos="8370"/>
+        </w:tabs>
+        <w:ind w:left="270"/>
+        <w:rPr>
+          <w:sz w:val="22"/>
+          <w:szCs w:val="22"/>
+        </w:rPr>
+      </w:pPr>
+      <w:r>
+        <w:rPr>
+          <w:sz w:val="22"/>
+          <w:szCs w:val="22"/>
+        </w:rPr>
+        <w:lastRenderedPageBreak/>
+        <w:t>“Mid-Striatal DBS Effects in a Two-Armed Spatial Bandit Task” (Co-author)</w:t>
+      </w:r>
+    </w:p>
+    <w:p>
+      <w:pPr>
+        <w:tabs>
+          <w:tab w:val="left" w:pos="8370"/>
+        </w:tabs>
+        <w:ind w:left="270"/>
+        <w:rPr>
+          <w:sz w:val="22"/>
+          <w:szCs w:val="22"/>
+        </w:rPr>
+      </w:pPr>
+      <w:r>
+        <w:rPr>
+          <w:b/>
+          <w:bCs/>
+          <w:sz w:val="22"/>
+          <w:szCs w:val="22"/>
+        </w:rPr>
+        <w:t xml:space="preserve">2025 Research Computing Exhibition                                                                                 </w:t>
+      </w:r>
+      <w:r>
+        <w:rPr>
+          <w:sz w:val="22"/>
+          <w:szCs w:val="22"/>
+        </w:rPr>
+        <w:t>March</w:t>
+      </w:r>
+      <w:r>
+        <w:rPr>
+          <w:sz w:val="22"/>
+          <w:szCs w:val="22"/>
+        </w:rPr>
+        <w:t xml:space="preserve"> 2025</w:t>
+      </w:r>
+    </w:p>
+    <w:p>
+      <w:pPr>
+        <w:tabs>
+          <w:tab w:val="left" w:pos="8370"/>
+        </w:tabs>
+        <w:ind w:left="270"/>
+        <w:rPr>
+          <w:sz w:val="22"/>
+          <w:szCs w:val="22"/>
+        </w:rPr>
+      </w:pPr>
+      <w:r>
+        <w:rPr>
+          <w:sz w:val="22"/>
+          <w:szCs w:val="22"/>
+        </w:rPr>
+        <w:t>“Acute effects of electrical stimulation on cognitive control” (Presenter)</w:t>
+      </w:r>
+    </w:p>
+    <w:p>
+      <w:pPr>
+        <w:tabs>
+          <w:tab w:val="left" w:pos="8370"/>
+        </w:tabs>
+        <w:ind w:left="270"/>
+        <w:rPr>
+          <w:sz w:val="22"/>
+          <w:szCs w:val="22"/>
+        </w:rPr>
+      </w:pPr>
+      <w:r>
+        <w:rPr>
+          <w:b/>
+          <w:bCs/>
+          <w:sz w:val="22"/>
+          <w:szCs w:val="22"/>
+        </w:rPr>
+        <w:t xml:space="preserve">Society for Neuroscience Annual Meeting 2024                                                               </w:t>
+      </w:r>
+      <w:r>
+        <w:rPr>
+          <w:sz w:val="22"/>
+          <w:szCs w:val="22"/>
+        </w:rPr>
+        <w:t>October 2024</w:t>
+      </w:r>
+    </w:p>
+    <w:p>
+      <w:pPr>
+        <w:tabs>
+          <w:tab w:val="left" w:pos="8370"/>
+        </w:tabs>
+        <w:ind w:left="270"/>
+        <w:rPr>
+          <w:sz w:val="22"/>
+          <w:szCs w:val="22"/>
+        </w:rPr>
+      </w:pPr>
+      <w:r>
+        <w:rPr>
+          <w:sz w:val="22"/>
+          <w:szCs w:val="22"/>
+        </w:rPr>
+        <w:t>“</w:t>
+      </w:r>
+      <w:r>
+        <w:rPr>
+          <w:sz w:val="22"/>
+          <w:szCs w:val="22"/>
+        </w:rPr>
         <w:t>Enhanced cognitive flexibility in female mice in a novel touchscreen set shift task</w:t>
       </w:r>
       <w:r>
@@ -3633,14 +4161,7 @@
           <w:sz w:val="22"/>
           <w:szCs w:val="22"/>
         </w:rPr>
-        <w:t>” (Co-author</w:t>
-      </w:r>
-      <w:r>
-        <w:rPr>
-          <w:sz w:val="22"/>
-          <w:szCs w:val="22"/>
-        </w:rPr>
-        <w:t>)</w:t>
+        <w:t>” (Co-author)</w:t>
       </w:r>
     </w:p>
     <w:p>
@@ -3661,25 +4182,7 @@
           <w:sz w:val="22"/>
           <w:szCs w:val="22"/>
         </w:rPr>
-        <w:t>Society for Neuroscience Annual Meeting 202</w:t>
-      </w:r>
-      <w:r>
-        <w:rPr>
-          <w:b/>
-          <w:bCs/>
-          <w:sz w:val="22"/>
-          <w:szCs w:val="22"/>
-        </w:rPr>
-        <w:t>4</w:t>
-      </w:r>
-      <w:r>
-        <w:rPr>
-          <w:b/>
-          <w:bCs/>
-          <w:sz w:val="22"/>
-          <w:szCs w:val="22"/>
-        </w:rPr>
-        <w:t xml:space="preserve">                                                               </w:t>
+        <w:t xml:space="preserve">Society for Neuroscience Annual Meeting 2024                                                               </w:t>
       </w:r>
       <w:r>
         <w:rPr>
@@ -4004,7 +4507,6 @@
           <w:sz w:val="22"/>
           <w:szCs w:val="22"/>
         </w:rPr>
-        <w:lastRenderedPageBreak/>
         <w:t xml:space="preserve">“Optogenetic deep brain stimulation of </w:t>
       </w:r>
       <w:proofErr w:type="spellStart"/>
@@ -4730,6 +5232,7 @@
           <w:sz w:val="22"/>
           <w:szCs w:val="22"/>
         </w:rPr>
+        <w:lastRenderedPageBreak/>
         <w:t>“</w:t>
       </w:r>
       <w:r>
@@ -5197,7 +5700,6 @@
           <w:sz w:val="22"/>
           <w:szCs w:val="22"/>
         </w:rPr>
-        <w:lastRenderedPageBreak/>
         <w:t>“</w:t>
       </w:r>
       <w:r>
@@ -5803,6 +6305,7 @@
           <w:sz w:val="22"/>
           <w:szCs w:val="22"/>
         </w:rPr>
+        <w:lastRenderedPageBreak/>
         <w:t>“DBS disrupts reinforcement-based decision making in rats” (Co-author)</w:t>
       </w:r>
     </w:p>
@@ -6198,7 +6701,6 @@
           <w:sz w:val="22"/>
           <w:szCs w:val="22"/>
         </w:rPr>
-        <w:lastRenderedPageBreak/>
         <w:t>“Deep Brain Stimulation of the Mid-Striatum Impairs Probabilistic Reinforcement Learning in Rodents” (Co-author)</w:t>
       </w:r>
     </w:p>
@@ -7116,6 +7618,7 @@
           <w:sz w:val="22"/>
           <w:szCs w:val="22"/>
         </w:rPr>
+        <w:lastRenderedPageBreak/>
         <w:t>Teaching Assistant, University of Minnesota</w:t>
       </w:r>
       <w:r>
@@ -7132,56 +7635,7 @@
           <w:sz w:val="22"/>
           <w:szCs w:val="22"/>
         </w:rPr>
-        <w:t>0</w:t>
-      </w:r>
-      <w:r>
-        <w:rPr>
-          <w:sz w:val="22"/>
-          <w:szCs w:val="22"/>
-        </w:rPr>
-        <w:t>8</w:t>
-      </w:r>
-      <w:r>
-        <w:rPr>
-          <w:sz w:val="22"/>
-          <w:szCs w:val="22"/>
-        </w:rPr>
-        <w:t>/202</w:t>
-      </w:r>
-      <w:r>
-        <w:rPr>
-          <w:sz w:val="22"/>
-          <w:szCs w:val="22"/>
-        </w:rPr>
-        <w:t>4</w:t>
-      </w:r>
-      <w:r>
-        <w:rPr>
-          <w:sz w:val="22"/>
-          <w:szCs w:val="22"/>
-        </w:rPr>
-        <w:t>-</w:t>
-      </w:r>
-      <w:r>
-        <w:rPr>
-          <w:sz w:val="22"/>
-          <w:szCs w:val="22"/>
-        </w:rPr>
-        <w:t>12</w:t>
-      </w:r>
-      <w:r>
-        <w:rPr>
-          <w:sz w:val="22"/>
-          <w:szCs w:val="22"/>
-        </w:rPr>
-        <w:t>/202</w:t>
-      </w:r>
-      <w:r>
-        <w:rPr>
-          <w:sz w:val="22"/>
-          <w:szCs w:val="22"/>
-        </w:rPr>
-        <w:t>4</w:t>
+        <w:t>08/2024-12/2024</w:t>
       </w:r>
     </w:p>
     <w:p>
@@ -7577,7 +8031,6 @@
           <w:sz w:val="22"/>
           <w:szCs w:val="22"/>
         </w:rPr>
-        <w:lastRenderedPageBreak/>
         <w:t>Classroom Assistant,</w:t>
       </w:r>
       <w:r>
@@ -8296,7 +8749,7 @@
         <w:sz w:val="22"/>
         <w:szCs w:val="22"/>
       </w:rPr>
-      <w:t>1</w:t>
+      <w:t>8</w:t>
     </w:r>
     <w:r>
       <w:rPr>
@@ -8310,7 +8763,7 @@
         <w:sz w:val="22"/>
         <w:szCs w:val="22"/>
       </w:rPr>
-      <w:t>8</w:t>
+      <w:t>5</w:t>
     </w:r>
     <w:r>
       <w:rPr>
@@ -8333,9 +8786,9 @@
 <file path=word/numbering.xml><?xml version="1.0" encoding="utf-8"?>
 <w:numbering xmlns:wpc="http://schemas.microsoft.com/office/word/2010/wordprocessingCanvas" xmlns:cx="http://schemas.microsoft.com/office/drawing/2014/chartex" xmlns:cx1="http://schemas.microsoft.com/office/drawing/2015/9/8/chartex" xmlns:cx2="http://schemas.microsoft.com/office/drawing/2015/10/21/chartex" xmlns:cx3="http://schemas.microsoft.com/office/drawing/2016/5/9/chartex" xmlns:cx4="http://schemas.microsoft.com/office/drawing/2016/5/10/chartex" xmlns:cx5="http://schemas.microsoft.com/office/drawing/2016/5/11/chartex" xmlns:cx6="http://schemas.microsoft.com/office/drawing/2016/5/12/chartex" xmlns:cx7="http://schemas.microsoft.com/office/drawing/2016/5/13/chartex" xmlns:cx8="http://schemas.microsoft.com/office/drawing/2016/5/14/chartex" xmlns:mc="http://schemas.openxmlformats.org/markup-compatibility/2006" xmlns:aink="http://schemas.microsoft.com/office/drawing/2016/ink" xmlns:am3d="http://schemas.microsoft.com/office/drawing/2017/model3d" xmlns:o="urn:schemas-microsoft-com:office:office" xmlns:oel="http://schemas.microsoft.com/office/2019/extlst" xmlns:r="http://schemas.openxmlformats.org/officeDocument/2006/relationships" xmlns:m="http://schemas.openxmlformats.org/officeDocument/2006/math" xmlns:v="urn:schemas-microsoft-com:vml" xmlns:wp14="http://schemas.microsoft.com/office/word/2010/wordprocessingDrawing" xmlns:wp="http://schemas.openxmlformats.org/drawingml/2006/wordprocessingDrawing" xmlns:w10="urn:schemas-microsoft-com:office:word" xmlns:w="http://schemas.openxmlformats.org/wordprocessingml/2006/main" xmlns:w14="http://schemas.microsoft.com/office/word/2010/wordml" xmlns:w15="http://schemas.microsoft.com/office/word/2012/wordml" xmlns:w16cex="http://schemas.microsoft.com/office/word/2018/wordml/cex" xmlns:w16cid="http://schemas.microsoft.com/office/word/2016/wordml/cid" xmlns:w16="http://schemas.microsoft.com/office/word/2018/wordml" xmlns:w16du="http://schemas.microsoft.com/office/word/2023/wordml/word16du" xmlns:w16sdtdh="http://schemas.microsoft.com/office/word/2020/wordml/sdtdatahash" xmlns:w16sdtfl="http://schemas.microsoft.com/office/word/2024/wordml/sdtformatlock" xmlns:w16se="http://schemas.microsoft.com/office/word/2015/wordml/symex" xmlns:wpg="http://schemas.microsoft.com/office/word/2010/wordprocessingGroup" xmlns:wpi="http://schemas.microsoft.com/office/word/2010/wordprocessingInk" xmlns:wne="http://schemas.microsoft.com/office/word/2006/wordml" xmlns:wps="http://schemas.microsoft.com/office/word/2010/wordprocessingShape" mc:Ignorable="w14 w15 w16se w16cid w16 w16cex w16sdtdh w16sdtfl w16du wp14">
   <w:abstractNum w:abstractNumId="0" w15:restartNumberingAfterBreak="0">
-    <w:nsid w:val="5C810850"/>
+    <w:nsid w:val="093F5842"/>
     <w:multiLevelType w:val="hybridMultilevel"/>
-    <w:tmpl w:val="0678810A"/>
+    <w:tmpl w:val="6E2E47B0"/>
     <w:lvl w:ilvl="0" w:tplc="04090001">
       <w:start w:val="1"/>
       <w:numFmt w:val="bullet"/>
@@ -8446,16 +8899,16 @@
     </w:lvl>
   </w:abstractNum>
   <w:abstractNum w:abstractNumId="1" w15:restartNumberingAfterBreak="0">
-    <w:nsid w:val="620B7AE3"/>
+    <w:nsid w:val="5C810850"/>
     <w:multiLevelType w:val="hybridMultilevel"/>
-    <w:tmpl w:val="5D82D226"/>
+    <w:tmpl w:val="0678810A"/>
     <w:lvl w:ilvl="0" w:tplc="04090001">
       <w:start w:val="1"/>
       <w:numFmt w:val="bullet"/>
       <w:lvlText w:val=""/>
       <w:lvlJc w:val="left"/>
       <w:pPr>
-        <w:ind w:left="990" w:hanging="360"/>
+        <w:ind w:left="720" w:hanging="360"/>
       </w:pPr>
       <w:rPr>
         <w:rFonts w:ascii="Symbol" w:hAnsi="Symbol" w:hint="default"/>
@@ -8467,7 +8920,7 @@
       <w:lvlText w:val="o"/>
       <w:lvlJc w:val="left"/>
       <w:pPr>
-        <w:ind w:left="1710" w:hanging="360"/>
+        <w:ind w:left="1440" w:hanging="360"/>
       </w:pPr>
       <w:rPr>
         <w:rFonts w:ascii="Courier New" w:hAnsi="Courier New" w:cs="Courier New" w:hint="default"/>
@@ -8479,7 +8932,7 @@
       <w:lvlText w:val=""/>
       <w:lvlJc w:val="left"/>
       <w:pPr>
-        <w:ind w:left="2430" w:hanging="360"/>
+        <w:ind w:left="2160" w:hanging="360"/>
       </w:pPr>
       <w:rPr>
         <w:rFonts w:ascii="Wingdings" w:hAnsi="Wingdings" w:hint="default"/>
@@ -8491,7 +8944,7 @@
       <w:lvlText w:val=""/>
       <w:lvlJc w:val="left"/>
       <w:pPr>
-        <w:ind w:left="3150" w:hanging="360"/>
+        <w:ind w:left="2880" w:hanging="360"/>
       </w:pPr>
       <w:rPr>
         <w:rFonts w:ascii="Symbol" w:hAnsi="Symbol" w:hint="default"/>
@@ -8503,7 +8956,7 @@
       <w:lvlText w:val="o"/>
       <w:lvlJc w:val="left"/>
       <w:pPr>
-        <w:ind w:left="3870" w:hanging="360"/>
+        <w:ind w:left="3600" w:hanging="360"/>
       </w:pPr>
       <w:rPr>
         <w:rFonts w:ascii="Courier New" w:hAnsi="Courier New" w:cs="Courier New" w:hint="default"/>
@@ -8515,7 +8968,7 @@
       <w:lvlText w:val=""/>
       <w:lvlJc w:val="left"/>
       <w:pPr>
-        <w:ind w:left="4590" w:hanging="360"/>
+        <w:ind w:left="4320" w:hanging="360"/>
       </w:pPr>
       <w:rPr>
         <w:rFonts w:ascii="Wingdings" w:hAnsi="Wingdings" w:hint="default"/>
@@ -8527,7 +8980,7 @@
       <w:lvlText w:val=""/>
       <w:lvlJc w:val="left"/>
       <w:pPr>
-        <w:ind w:left="5310" w:hanging="360"/>
+        <w:ind w:left="5040" w:hanging="360"/>
       </w:pPr>
       <w:rPr>
         <w:rFonts w:ascii="Symbol" w:hAnsi="Symbol" w:hint="default"/>
@@ -8539,7 +8992,7 @@
       <w:lvlText w:val="o"/>
       <w:lvlJc w:val="left"/>
       <w:pPr>
-        <w:ind w:left="6030" w:hanging="360"/>
+        <w:ind w:left="5760" w:hanging="360"/>
       </w:pPr>
       <w:rPr>
         <w:rFonts w:ascii="Courier New" w:hAnsi="Courier New" w:cs="Courier New" w:hint="default"/>
@@ -8551,7 +9004,7 @@
       <w:lvlText w:val=""/>
       <w:lvlJc w:val="left"/>
       <w:pPr>
-        <w:ind w:left="6750" w:hanging="360"/>
+        <w:ind w:left="6480" w:hanging="360"/>
       </w:pPr>
       <w:rPr>
         <w:rFonts w:ascii="Wingdings" w:hAnsi="Wingdings" w:hint="default"/>
@@ -8559,16 +9012,16 @@
     </w:lvl>
   </w:abstractNum>
   <w:abstractNum w:abstractNumId="2" w15:restartNumberingAfterBreak="0">
-    <w:nsid w:val="68B53711"/>
+    <w:nsid w:val="620B7AE3"/>
     <w:multiLevelType w:val="hybridMultilevel"/>
-    <w:tmpl w:val="337813FA"/>
+    <w:tmpl w:val="5D82D226"/>
     <w:lvl w:ilvl="0" w:tplc="04090001">
       <w:start w:val="1"/>
       <w:numFmt w:val="bullet"/>
       <w:lvlText w:val=""/>
       <w:lvlJc w:val="left"/>
       <w:pPr>
-        <w:ind w:left="720" w:hanging="360"/>
+        <w:ind w:left="990" w:hanging="360"/>
       </w:pPr>
       <w:rPr>
         <w:rFonts w:ascii="Symbol" w:hAnsi="Symbol" w:hint="default"/>
@@ -8580,7 +9033,7 @@
       <w:lvlText w:val="o"/>
       <w:lvlJc w:val="left"/>
       <w:pPr>
-        <w:ind w:left="1440" w:hanging="360"/>
+        <w:ind w:left="1710" w:hanging="360"/>
       </w:pPr>
       <w:rPr>
         <w:rFonts w:ascii="Courier New" w:hAnsi="Courier New" w:cs="Courier New" w:hint="default"/>
@@ -8592,7 +9045,7 @@
       <w:lvlText w:val=""/>
       <w:lvlJc w:val="left"/>
       <w:pPr>
-        <w:ind w:left="2160" w:hanging="360"/>
+        <w:ind w:left="2430" w:hanging="360"/>
       </w:pPr>
       <w:rPr>
         <w:rFonts w:ascii="Wingdings" w:hAnsi="Wingdings" w:hint="default"/>
@@ -8604,7 +9057,7 @@
       <w:lvlText w:val=""/>
       <w:lvlJc w:val="left"/>
       <w:pPr>
-        <w:ind w:left="2880" w:hanging="360"/>
+        <w:ind w:left="3150" w:hanging="360"/>
       </w:pPr>
       <w:rPr>
         <w:rFonts w:ascii="Symbol" w:hAnsi="Symbol" w:hint="default"/>
@@ -8616,7 +9069,7 @@
       <w:lvlText w:val="o"/>
       <w:lvlJc w:val="left"/>
       <w:pPr>
-        <w:ind w:left="3600" w:hanging="360"/>
+        <w:ind w:left="3870" w:hanging="360"/>
       </w:pPr>
       <w:rPr>
         <w:rFonts w:ascii="Courier New" w:hAnsi="Courier New" w:cs="Courier New" w:hint="default"/>
@@ -8628,7 +9081,7 @@
       <w:lvlText w:val=""/>
       <w:lvlJc w:val="left"/>
       <w:pPr>
-        <w:ind w:left="4320" w:hanging="360"/>
+        <w:ind w:left="4590" w:hanging="360"/>
       </w:pPr>
       <w:rPr>
         <w:rFonts w:ascii="Wingdings" w:hAnsi="Wingdings" w:hint="default"/>
@@ -8640,7 +9093,7 @@
       <w:lvlText w:val=""/>
       <w:lvlJc w:val="left"/>
       <w:pPr>
-        <w:ind w:left="5040" w:hanging="360"/>
+        <w:ind w:left="5310" w:hanging="360"/>
       </w:pPr>
       <w:rPr>
         <w:rFonts w:ascii="Symbol" w:hAnsi="Symbol" w:hint="default"/>
@@ -8652,7 +9105,7 @@
       <w:lvlText w:val="o"/>
       <w:lvlJc w:val="left"/>
       <w:pPr>
-        <w:ind w:left="5760" w:hanging="360"/>
+        <w:ind w:left="6030" w:hanging="360"/>
       </w:pPr>
       <w:rPr>
         <w:rFonts w:ascii="Courier New" w:hAnsi="Courier New" w:cs="Courier New" w:hint="default"/>
@@ -8664,7 +9117,7 @@
       <w:lvlText w:val=""/>
       <w:lvlJc w:val="left"/>
       <w:pPr>
-        <w:ind w:left="6480" w:hanging="360"/>
+        <w:ind w:left="6750" w:hanging="360"/>
       </w:pPr>
       <w:rPr>
         <w:rFonts w:ascii="Wingdings" w:hAnsi="Wingdings" w:hint="default"/>
@@ -8672,9 +9125,9 @@
     </w:lvl>
   </w:abstractNum>
   <w:abstractNum w:abstractNumId="3" w15:restartNumberingAfterBreak="0">
-    <w:nsid w:val="7789244E"/>
+    <w:nsid w:val="68B53711"/>
     <w:multiLevelType w:val="hybridMultilevel"/>
-    <w:tmpl w:val="10C254BA"/>
+    <w:tmpl w:val="337813FA"/>
     <w:lvl w:ilvl="0" w:tplc="04090001">
       <w:start w:val="1"/>
       <w:numFmt w:val="bullet"/>
@@ -8785,9 +9238,9 @@
     </w:lvl>
   </w:abstractNum>
   <w:abstractNum w:abstractNumId="4" w15:restartNumberingAfterBreak="0">
-    <w:nsid w:val="7F443102"/>
+    <w:nsid w:val="7789244E"/>
     <w:multiLevelType w:val="hybridMultilevel"/>
-    <w:tmpl w:val="A00EB816"/>
+    <w:tmpl w:val="10C254BA"/>
     <w:lvl w:ilvl="0" w:tplc="04090001">
       <w:start w:val="1"/>
       <w:numFmt w:val="bullet"/>
@@ -8897,19 +9350,135 @@
       </w:rPr>
     </w:lvl>
   </w:abstractNum>
+  <w:abstractNum w:abstractNumId="5" w15:restartNumberingAfterBreak="0">
+    <w:nsid w:val="7F443102"/>
+    <w:multiLevelType w:val="hybridMultilevel"/>
+    <w:tmpl w:val="A00EB816"/>
+    <w:lvl w:ilvl="0" w:tplc="04090001">
+      <w:start w:val="1"/>
+      <w:numFmt w:val="bullet"/>
+      <w:lvlText w:val=""/>
+      <w:lvlJc w:val="left"/>
+      <w:pPr>
+        <w:ind w:left="720" w:hanging="360"/>
+      </w:pPr>
+      <w:rPr>
+        <w:rFonts w:ascii="Symbol" w:hAnsi="Symbol" w:hint="default"/>
+      </w:rPr>
+    </w:lvl>
+    <w:lvl w:ilvl="1" w:tplc="04090003" w:tentative="1">
+      <w:start w:val="1"/>
+      <w:numFmt w:val="bullet"/>
+      <w:lvlText w:val="o"/>
+      <w:lvlJc w:val="left"/>
+      <w:pPr>
+        <w:ind w:left="1440" w:hanging="360"/>
+      </w:pPr>
+      <w:rPr>
+        <w:rFonts w:ascii="Courier New" w:hAnsi="Courier New" w:cs="Courier New" w:hint="default"/>
+      </w:rPr>
+    </w:lvl>
+    <w:lvl w:ilvl="2" w:tplc="04090005" w:tentative="1">
+      <w:start w:val="1"/>
+      <w:numFmt w:val="bullet"/>
+      <w:lvlText w:val=""/>
+      <w:lvlJc w:val="left"/>
+      <w:pPr>
+        <w:ind w:left="2160" w:hanging="360"/>
+      </w:pPr>
+      <w:rPr>
+        <w:rFonts w:ascii="Wingdings" w:hAnsi="Wingdings" w:hint="default"/>
+      </w:rPr>
+    </w:lvl>
+    <w:lvl w:ilvl="3" w:tplc="04090001" w:tentative="1">
+      <w:start w:val="1"/>
+      <w:numFmt w:val="bullet"/>
+      <w:lvlText w:val=""/>
+      <w:lvlJc w:val="left"/>
+      <w:pPr>
+        <w:ind w:left="2880" w:hanging="360"/>
+      </w:pPr>
+      <w:rPr>
+        <w:rFonts w:ascii="Symbol" w:hAnsi="Symbol" w:hint="default"/>
+      </w:rPr>
+    </w:lvl>
+    <w:lvl w:ilvl="4" w:tplc="04090003" w:tentative="1">
+      <w:start w:val="1"/>
+      <w:numFmt w:val="bullet"/>
+      <w:lvlText w:val="o"/>
+      <w:lvlJc w:val="left"/>
+      <w:pPr>
+        <w:ind w:left="3600" w:hanging="360"/>
+      </w:pPr>
+      <w:rPr>
+        <w:rFonts w:ascii="Courier New" w:hAnsi="Courier New" w:cs="Courier New" w:hint="default"/>
+      </w:rPr>
+    </w:lvl>
+    <w:lvl w:ilvl="5" w:tplc="04090005" w:tentative="1">
+      <w:start w:val="1"/>
+      <w:numFmt w:val="bullet"/>
+      <w:lvlText w:val=""/>
+      <w:lvlJc w:val="left"/>
+      <w:pPr>
+        <w:ind w:left="4320" w:hanging="360"/>
+      </w:pPr>
+      <w:rPr>
+        <w:rFonts w:ascii="Wingdings" w:hAnsi="Wingdings" w:hint="default"/>
+      </w:rPr>
+    </w:lvl>
+    <w:lvl w:ilvl="6" w:tplc="04090001" w:tentative="1">
+      <w:start w:val="1"/>
+      <w:numFmt w:val="bullet"/>
+      <w:lvlText w:val=""/>
+      <w:lvlJc w:val="left"/>
+      <w:pPr>
+        <w:ind w:left="5040" w:hanging="360"/>
+      </w:pPr>
+      <w:rPr>
+        <w:rFonts w:ascii="Symbol" w:hAnsi="Symbol" w:hint="default"/>
+      </w:rPr>
+    </w:lvl>
+    <w:lvl w:ilvl="7" w:tplc="04090003" w:tentative="1">
+      <w:start w:val="1"/>
+      <w:numFmt w:val="bullet"/>
+      <w:lvlText w:val="o"/>
+      <w:lvlJc w:val="left"/>
+      <w:pPr>
+        <w:ind w:left="5760" w:hanging="360"/>
+      </w:pPr>
+      <w:rPr>
+        <w:rFonts w:ascii="Courier New" w:hAnsi="Courier New" w:cs="Courier New" w:hint="default"/>
+      </w:rPr>
+    </w:lvl>
+    <w:lvl w:ilvl="8" w:tplc="04090005" w:tentative="1">
+      <w:start w:val="1"/>
+      <w:numFmt w:val="bullet"/>
+      <w:lvlText w:val=""/>
+      <w:lvlJc w:val="left"/>
+      <w:pPr>
+        <w:ind w:left="6480" w:hanging="360"/>
+      </w:pPr>
+      <w:rPr>
+        <w:rFonts w:ascii="Wingdings" w:hAnsi="Wingdings" w:hint="default"/>
+      </w:rPr>
+    </w:lvl>
+  </w:abstractNum>
   <w:num w:numId="1" w16cid:durableId="1418676792">
+    <w:abstractNumId w:val="3"/>
+  </w:num>
+  <w:num w:numId="2" w16cid:durableId="2128113233">
+    <w:abstractNumId w:val="4"/>
+  </w:num>
+  <w:num w:numId="3" w16cid:durableId="840970130">
+    <w:abstractNumId w:val="5"/>
+  </w:num>
+  <w:num w:numId="4" w16cid:durableId="1226572301">
     <w:abstractNumId w:val="2"/>
   </w:num>
-  <w:num w:numId="2" w16cid:durableId="2128113233">
-    <w:abstractNumId w:val="3"/>
-  </w:num>
-  <w:num w:numId="3" w16cid:durableId="840970130">
-    <w:abstractNumId w:val="4"/>
-  </w:num>
-  <w:num w:numId="4" w16cid:durableId="1226572301">
+  <w:num w:numId="5" w16cid:durableId="255794275">
     <w:abstractNumId w:val="1"/>
   </w:num>
-  <w:num w:numId="5" w16cid:durableId="255794275">
+  <w:num w:numId="6" w16cid:durableId="1643194760">
     <w:abstractNumId w:val="0"/>
   </w:num>
 </w:numbering>
@@ -9309,7 +9878,7 @@
   <w:style w:type="paragraph" w:default="1" w:styleId="Normal">
     <w:name w:val="Normal"/>
     <w:qFormat/>
-    <w:rsid w:val="00A85221"/>
+    <w:rsid w:val="003053A1"/>
     <w:rPr>
       <w:rFonts w:ascii="Times New Roman" w:eastAsia="Times New Roman" w:hAnsi="Times New Roman" w:cs="Times New Roman"/>
     </w:rPr>
